--- a/04-目标系统需求分析/用户角色与权限说明.docx
+++ b/04-目标系统需求分析/用户角色与权限说明.docx
@@ -12,13 +12,19 @@
       </w:r>
     </w:p>
     <w:p>
+      <w:pPr>
+        <w:ind w:left="283"/>
+      </w:pPr>
       <w:r>
-        <w:t>&gt; 所属阶段：第四阶段（目标系统需求分析报告）</w:t>
+        <w:t>所属阶段：第四阶段（目标系统需求分析报告）</w:t>
       </w:r>
     </w:p>
     <w:p>
+      <w:pPr>
+        <w:ind w:left="283"/>
+      </w:pPr>
       <w:r>
-        <w:t>&gt; 来源：业务角色（会员、会籍顾问、私教、店长、财务、系统管理员）</w:t>
+        <w:t>来源：业务角色（会员、会籍顾问、私教、店长、财务、系统管理员）</w:t>
       </w:r>
     </w:p>
     <w:p>
@@ -36,26 +42,26 @@
         <w:tblLook w:firstColumn="1" w:firstRow="1" w:lastColumn="0" w:lastRow="0" w:noHBand="0" w:noVBand="1" w:val="04A0"/>
       </w:tblPr>
       <w:tblGrid>
-        <w:gridCol w:w="2882"/>
-        <w:gridCol w:w="2882"/>
-        <w:gridCol w:w="2882"/>
+        <w:gridCol w:w="3324"/>
+        <w:gridCol w:w="3324"/>
+        <w:gridCol w:w="3324"/>
       </w:tblGrid>
       <w:tr>
         <w:tc>
           <w:tcPr>
-            <w:tcW w:type="dxa" w:w="2882"/>
+            <w:tcW w:type="dxa" w:w="3324"/>
           </w:tcPr>
           <w:p/>
         </w:tc>
         <w:tc>
           <w:tcPr>
-            <w:tcW w:type="dxa" w:w="2882"/>
+            <w:tcW w:type="dxa" w:w="3324"/>
           </w:tcPr>
           <w:p/>
         </w:tc>
         <w:tc>
           <w:tcPr>
-            <w:tcW w:type="dxa" w:w="2882"/>
+            <w:tcW w:type="dxa" w:w="3324"/>
           </w:tcPr>
           <w:p/>
         </w:tc>
@@ -63,13 +69,13 @@
       <w:tr>
         <w:tc>
           <w:tcPr>
-            <w:tcW w:type="dxa" w:w="2882"/>
+            <w:tcW w:type="dxa" w:w="3324"/>
           </w:tcPr>
           <w:p>
             <w:r>
               <w:rPr>
                 <w:rFonts w:ascii="Times New Roman" w:hAnsi="Times New Roman" w:eastAsia="宋体"/>
-                <w:sz w:val="19"/>
+                <w:sz w:val="17"/>
               </w:rPr>
               <w:t>角色</w:t>
             </w:r>
@@ -77,13 +83,13 @@
         </w:tc>
         <w:tc>
           <w:tcPr>
-            <w:tcW w:type="dxa" w:w="2882"/>
+            <w:tcW w:type="dxa" w:w="3324"/>
           </w:tcPr>
           <w:p>
             <w:r>
               <w:rPr>
                 <w:rFonts w:ascii="Times New Roman" w:hAnsi="Times New Roman" w:eastAsia="宋体"/>
-                <w:sz w:val="19"/>
+                <w:sz w:val="17"/>
               </w:rPr>
               <w:t>端</w:t>
             </w:r>
@@ -91,13 +97,13 @@
         </w:tc>
         <w:tc>
           <w:tcPr>
-            <w:tcW w:type="dxa" w:w="2882"/>
+            <w:tcW w:type="dxa" w:w="3324"/>
           </w:tcPr>
           <w:p>
             <w:r>
               <w:rPr>
                 <w:rFonts w:ascii="Times New Roman" w:hAnsi="Times New Roman" w:eastAsia="宋体"/>
-                <w:sz w:val="19"/>
+                <w:sz w:val="17"/>
               </w:rPr>
               <w:t>说明</w:t>
             </w:r>
@@ -107,13 +113,13 @@
       <w:tr>
         <w:tc>
           <w:tcPr>
-            <w:tcW w:type="dxa" w:w="2882"/>
+            <w:tcW w:type="dxa" w:w="3324"/>
           </w:tcPr>
           <w:p>
             <w:r>
               <w:rPr>
                 <w:rFonts w:ascii="Times New Roman" w:hAnsi="Times New Roman" w:eastAsia="宋体"/>
-                <w:sz w:val="19"/>
+                <w:sz w:val="17"/>
               </w:rPr>
               <w:t>会员</w:t>
             </w:r>
@@ -121,13 +127,13 @@
         </w:tc>
         <w:tc>
           <w:tcPr>
-            <w:tcW w:type="dxa" w:w="2882"/>
+            <w:tcW w:type="dxa" w:w="3324"/>
           </w:tcPr>
           <w:p>
             <w:r>
               <w:rPr>
                 <w:rFonts w:ascii="Times New Roman" w:hAnsi="Times New Roman" w:eastAsia="宋体"/>
-                <w:sz w:val="19"/>
+                <w:sz w:val="17"/>
               </w:rPr>
               <w:t>小程序</w:t>
             </w:r>
@@ -135,13 +141,13 @@
         </w:tc>
         <w:tc>
           <w:tcPr>
-            <w:tcW w:type="dxa" w:w="2882"/>
+            <w:tcW w:type="dxa" w:w="3324"/>
           </w:tcPr>
           <w:p>
             <w:r>
               <w:rPr>
                 <w:rFonts w:ascii="Times New Roman" w:hAnsi="Times New Roman" w:eastAsia="宋体"/>
-                <w:sz w:val="19"/>
+                <w:sz w:val="17"/>
               </w:rPr>
               <w:t>仅访问本人数据</w:t>
             </w:r>
@@ -151,13 +157,13 @@
       <w:tr>
         <w:tc>
           <w:tcPr>
-            <w:tcW w:type="dxa" w:w="2882"/>
+            <w:tcW w:type="dxa" w:w="3324"/>
           </w:tcPr>
           <w:p>
             <w:r>
               <w:rPr>
                 <w:rFonts w:ascii="Times New Roman" w:hAnsi="Times New Roman" w:eastAsia="宋体"/>
-                <w:sz w:val="19"/>
+                <w:sz w:val="17"/>
               </w:rPr>
               <w:t>会籍顾问</w:t>
             </w:r>
@@ -165,13 +171,13 @@
         </w:tc>
         <w:tc>
           <w:tcPr>
-            <w:tcW w:type="dxa" w:w="2882"/>
+            <w:tcW w:type="dxa" w:w="3324"/>
           </w:tcPr>
           <w:p>
             <w:r>
               <w:rPr>
                 <w:rFonts w:ascii="Times New Roman" w:hAnsi="Times New Roman" w:eastAsia="宋体"/>
-                <w:sz w:val="19"/>
+                <w:sz w:val="17"/>
               </w:rPr>
               <w:t>Web 后台</w:t>
             </w:r>
@@ -179,13 +185,13 @@
         </w:tc>
         <w:tc>
           <w:tcPr>
-            <w:tcW w:type="dxa" w:w="2882"/>
+            <w:tcW w:type="dxa" w:w="3324"/>
           </w:tcPr>
           <w:p>
             <w:r>
               <w:rPr>
                 <w:rFonts w:ascii="Times New Roman" w:hAnsi="Times New Roman" w:eastAsia="宋体"/>
-                <w:sz w:val="19"/>
+                <w:sz w:val="17"/>
               </w:rPr>
               <w:t>客户与跟进相关，无财务权限</w:t>
             </w:r>
@@ -195,27 +201,71 @@
       <w:tr>
         <w:tc>
           <w:tcPr>
-            <w:tcW w:type="dxa" w:w="2882"/>
+            <w:tcW w:type="dxa" w:w="3324"/>
           </w:tcPr>
           <w:p>
             <w:r>
               <w:rPr>
                 <w:rFonts w:ascii="Times New Roman" w:hAnsi="Times New Roman" w:eastAsia="宋体"/>
-                <w:sz w:val="19"/>
+                <w:sz w:val="17"/>
               </w:rPr>
-              <w:t>私教</w:t>
+              <w:t>**教练（私教）**</w:t>
             </w:r>
           </w:p>
         </w:tc>
         <w:tc>
           <w:tcPr>
-            <w:tcW w:type="dxa" w:w="2882"/>
+            <w:tcW w:type="dxa" w:w="3324"/>
           </w:tcPr>
           <w:p>
             <w:r>
               <w:rPr>
                 <w:rFonts w:ascii="Times New Roman" w:hAnsi="Times New Roman" w:eastAsia="宋体"/>
-                <w:sz w:val="19"/>
+                <w:sz w:val="17"/>
+              </w:rPr>
+              <w:t>**独立教练端**</w:t>
+            </w:r>
+          </w:p>
+        </w:tc>
+        <w:tc>
+          <w:tcPr>
+            <w:tcW w:type="dxa" w:w="3324"/>
+          </w:tcPr>
+          <w:p>
+            <w:r>
+              <w:rPr>
+                <w:rFonts w:ascii="Times New Roman" w:hAnsi="Times New Roman" w:eastAsia="宋体"/>
+                <w:sz w:val="17"/>
+              </w:rPr>
+              <w:t>可登录；仅见**本人课表**、所授课程学员名单，可核销本人课程的签到；不进入门店后台</w:t>
+            </w:r>
+          </w:p>
+        </w:tc>
+      </w:tr>
+      <w:tr>
+        <w:tc>
+          <w:tcPr>
+            <w:tcW w:type="dxa" w:w="3324"/>
+          </w:tcPr>
+          <w:p>
+            <w:r>
+              <w:rPr>
+                <w:rFonts w:ascii="Times New Roman" w:hAnsi="Times New Roman" w:eastAsia="宋体"/>
+                <w:sz w:val="17"/>
+              </w:rPr>
+              <w:t>店长</w:t>
+            </w:r>
+          </w:p>
+        </w:tc>
+        <w:tc>
+          <w:tcPr>
+            <w:tcW w:type="dxa" w:w="3324"/>
+          </w:tcPr>
+          <w:p>
+            <w:r>
+              <w:rPr>
+                <w:rFonts w:ascii="Times New Roman" w:hAnsi="Times New Roman" w:eastAsia="宋体"/>
+                <w:sz w:val="17"/>
               </w:rPr>
               <w:t>Web 后台</w:t>
             </w:r>
@@ -223,57 +273,13 @@
         </w:tc>
         <w:tc>
           <w:tcPr>
-            <w:tcW w:type="dxa" w:w="2882"/>
+            <w:tcW w:type="dxa" w:w="3324"/>
           </w:tcPr>
           <w:p>
             <w:r>
               <w:rPr>
                 <w:rFonts w:ascii="Times New Roman" w:hAnsi="Times New Roman" w:eastAsia="宋体"/>
-                <w:sz w:val="19"/>
-              </w:rPr>
-              <w:t>本人排课/上课/体测/业绩</w:t>
-            </w:r>
-          </w:p>
-        </w:tc>
-      </w:tr>
-      <w:tr>
-        <w:tc>
-          <w:tcPr>
-            <w:tcW w:type="dxa" w:w="2882"/>
-          </w:tcPr>
-          <w:p>
-            <w:r>
-              <w:rPr>
-                <w:rFonts w:ascii="Times New Roman" w:hAnsi="Times New Roman" w:eastAsia="宋体"/>
-                <w:sz w:val="19"/>
-              </w:rPr>
-              <w:t>店长</w:t>
-            </w:r>
-          </w:p>
-        </w:tc>
-        <w:tc>
-          <w:tcPr>
-            <w:tcW w:type="dxa" w:w="2882"/>
-          </w:tcPr>
-          <w:p>
-            <w:r>
-              <w:rPr>
-                <w:rFonts w:ascii="Times New Roman" w:hAnsi="Times New Roman" w:eastAsia="宋体"/>
-                <w:sz w:val="19"/>
-              </w:rPr>
-              <w:t>Web 后台</w:t>
-            </w:r>
-          </w:p>
-        </w:tc>
-        <w:tc>
-          <w:tcPr>
-            <w:tcW w:type="dxa" w:w="2882"/>
-          </w:tcPr>
-          <w:p>
-            <w:r>
-              <w:rPr>
-                <w:rFonts w:ascii="Times New Roman" w:hAnsi="Times New Roman" w:eastAsia="宋体"/>
-                <w:sz w:val="19"/>
+                <w:sz w:val="17"/>
               </w:rPr>
               <w:t>全局可见，最高配置权限</w:t>
             </w:r>
@@ -283,13 +289,13 @@
       <w:tr>
         <w:tc>
           <w:tcPr>
-            <w:tcW w:type="dxa" w:w="2882"/>
+            <w:tcW w:type="dxa" w:w="3324"/>
           </w:tcPr>
           <w:p>
             <w:r>
               <w:rPr>
                 <w:rFonts w:ascii="Times New Roman" w:hAnsi="Times New Roman" w:eastAsia="宋体"/>
-                <w:sz w:val="19"/>
+                <w:sz w:val="17"/>
               </w:rPr>
               <w:t>财务</w:t>
             </w:r>
@@ -297,13 +303,13 @@
         </w:tc>
         <w:tc>
           <w:tcPr>
-            <w:tcW w:type="dxa" w:w="2882"/>
+            <w:tcW w:type="dxa" w:w="3324"/>
           </w:tcPr>
           <w:p>
             <w:r>
               <w:rPr>
                 <w:rFonts w:ascii="Times New Roman" w:hAnsi="Times New Roman" w:eastAsia="宋体"/>
-                <w:sz w:val="19"/>
+                <w:sz w:val="17"/>
               </w:rPr>
               <w:t>Web 后台</w:t>
             </w:r>
@@ -311,13 +317,13 @@
         </w:tc>
         <w:tc>
           <w:tcPr>
-            <w:tcW w:type="dxa" w:w="2882"/>
+            <w:tcW w:type="dxa" w:w="3324"/>
           </w:tcPr>
           <w:p>
             <w:r>
               <w:rPr>
                 <w:rFonts w:ascii="Times New Roman" w:hAnsi="Times New Roman" w:eastAsia="宋体"/>
-                <w:sz w:val="19"/>
+                <w:sz w:val="17"/>
               </w:rPr>
               <w:t>订单/对账/提成查看，无业务修改权</w:t>
             </w:r>
@@ -327,13 +333,13 @@
       <w:tr>
         <w:tc>
           <w:tcPr>
-            <w:tcW w:type="dxa" w:w="2882"/>
+            <w:tcW w:type="dxa" w:w="3324"/>
           </w:tcPr>
           <w:p>
             <w:r>
               <w:rPr>
                 <w:rFonts w:ascii="Times New Roman" w:hAnsi="Times New Roman" w:eastAsia="宋体"/>
-                <w:sz w:val="19"/>
+                <w:sz w:val="17"/>
               </w:rPr>
               <w:t>系统管理员</w:t>
             </w:r>
@@ -341,13 +347,13 @@
         </w:tc>
         <w:tc>
           <w:tcPr>
-            <w:tcW w:type="dxa" w:w="2882"/>
+            <w:tcW w:type="dxa" w:w="3324"/>
           </w:tcPr>
           <w:p>
             <w:r>
               <w:rPr>
                 <w:rFonts w:ascii="Times New Roman" w:hAnsi="Times New Roman" w:eastAsia="宋体"/>
-                <w:sz w:val="19"/>
+                <w:sz w:val="17"/>
               </w:rPr>
               <w:t>Web 后台</w:t>
             </w:r>
@@ -355,724 +361,36 @@
         </w:tc>
         <w:tc>
           <w:tcPr>
-            <w:tcW w:type="dxa" w:w="2882"/>
+            <w:tcW w:type="dxa" w:w="3324"/>
           </w:tcPr>
           <w:p>
             <w:r>
               <w:rPr>
                 <w:rFonts w:ascii="Times New Roman" w:hAnsi="Times New Roman" w:eastAsia="宋体"/>
-                <w:sz w:val="19"/>
+                <w:sz w:val="17"/>
               </w:rPr>
               <w:t>用户、权限、基础数据、日志</w:t>
             </w:r>
           </w:p>
         </w:tc>
       </w:tr>
-      <w:tr>
-        <w:tc>
-          <w:tcPr>
-            <w:tcW w:type="dxa" w:w="2882"/>
-          </w:tcPr>
-          <w:p>
-            <w:r>
-              <w:rPr>
-                <w:rFonts w:ascii="Times New Roman" w:hAnsi="Times New Roman" w:eastAsia="宋体"/>
-                <w:sz w:val="19"/>
-              </w:rPr>
-              <w:t>功能</w:t>
-            </w:r>
-          </w:p>
-        </w:tc>
-        <w:tc>
-          <w:tcPr>
-            <w:tcW w:type="dxa" w:w="2882"/>
-          </w:tcPr>
-          <w:p>
-            <w:r>
-              <w:rPr>
-                <w:rFonts w:ascii="Times New Roman" w:hAnsi="Times New Roman" w:eastAsia="宋体"/>
-                <w:sz w:val="19"/>
-              </w:rPr>
-              <w:t>会员</w:t>
-            </w:r>
-          </w:p>
-        </w:tc>
-        <w:tc>
-          <w:tcPr>
-            <w:tcW w:type="dxa" w:w="2882"/>
-          </w:tcPr>
-          <w:p>
-            <w:r>
-              <w:rPr>
-                <w:rFonts w:ascii="Times New Roman" w:hAnsi="Times New Roman" w:eastAsia="宋体"/>
-                <w:sz w:val="19"/>
-              </w:rPr>
-              <w:t>会籍顾问 私教 店长 财务 管理员</w:t>
-            </w:r>
-          </w:p>
-        </w:tc>
-      </w:tr>
-      <w:tr>
-        <w:tc>
-          <w:tcPr>
-            <w:tcW w:type="dxa" w:w="2882"/>
-          </w:tcPr>
-          <w:p>
-            <w:r>
-              <w:rPr>
-                <w:rFonts w:ascii="Times New Roman" w:hAnsi="Times New Roman" w:eastAsia="宋体"/>
-                <w:sz w:val="19"/>
-              </w:rPr>
-              <w:t>会员档案查看</w:t>
-            </w:r>
-          </w:p>
-        </w:tc>
-        <w:tc>
-          <w:tcPr>
-            <w:tcW w:type="dxa" w:w="2882"/>
-          </w:tcPr>
-          <w:p>
-            <w:r>
-              <w:rPr>
-                <w:rFonts w:ascii="Times New Roman" w:hAnsi="Times New Roman" w:eastAsia="宋体"/>
-                <w:sz w:val="19"/>
-              </w:rPr>
-              <w:t>本人</w:t>
-            </w:r>
-          </w:p>
-        </w:tc>
-        <w:tc>
-          <w:tcPr>
-            <w:tcW w:type="dxa" w:w="2882"/>
-          </w:tcPr>
-          <w:p>
-            <w:r>
-              <w:rPr>
-                <w:rFonts w:ascii="Times New Roman" w:hAnsi="Times New Roman" w:eastAsia="宋体"/>
-                <w:sz w:val="19"/>
-              </w:rPr>
-              <w:t>✔ 所带会员 ✔ ✔（只读） —</w:t>
-            </w:r>
-          </w:p>
-        </w:tc>
-      </w:tr>
-      <w:tr>
-        <w:tc>
-          <w:tcPr>
-            <w:tcW w:type="dxa" w:w="2882"/>
-          </w:tcPr>
-          <w:p>
-            <w:r>
-              <w:rPr>
-                <w:rFonts w:ascii="Times New Roman" w:hAnsi="Times New Roman" w:eastAsia="宋体"/>
-                <w:sz w:val="19"/>
-              </w:rPr>
-              <w:t>办卡/续费</w:t>
-            </w:r>
-          </w:p>
-        </w:tc>
-        <w:tc>
-          <w:tcPr>
-            <w:tcW w:type="dxa" w:w="2882"/>
-          </w:tcPr>
-          <w:p>
-            <w:r>
-              <w:rPr>
-                <w:rFonts w:ascii="Times New Roman" w:hAnsi="Times New Roman" w:eastAsia="宋体"/>
-                <w:sz w:val="19"/>
-              </w:rPr>
-              <w:t>—</w:t>
-            </w:r>
-          </w:p>
-        </w:tc>
-        <w:tc>
-          <w:tcPr>
-            <w:tcW w:type="dxa" w:w="2882"/>
-          </w:tcPr>
-          <w:p>
-            <w:r>
-              <w:rPr>
-                <w:rFonts w:ascii="Times New Roman" w:hAnsi="Times New Roman" w:eastAsia="宋体"/>
-                <w:sz w:val="19"/>
-              </w:rPr>
-              <w:t>✔ — ✔ — —</w:t>
-            </w:r>
-          </w:p>
-        </w:tc>
-      </w:tr>
-      <w:tr>
-        <w:tc>
-          <w:tcPr>
-            <w:tcW w:type="dxa" w:w="2882"/>
-          </w:tcPr>
-          <w:p>
-            <w:r>
-              <w:rPr>
-                <w:rFonts w:ascii="Times New Roman" w:hAnsi="Times New Roman" w:eastAsia="宋体"/>
-                <w:sz w:val="19"/>
-              </w:rPr>
-              <w:t>会籍冻结/过期处理</w:t>
-            </w:r>
-          </w:p>
-        </w:tc>
-        <w:tc>
-          <w:tcPr>
-            <w:tcW w:type="dxa" w:w="2882"/>
-          </w:tcPr>
-          <w:p>
-            <w:r>
-              <w:rPr>
-                <w:rFonts w:ascii="Times New Roman" w:hAnsi="Times New Roman" w:eastAsia="宋体"/>
-                <w:sz w:val="19"/>
-              </w:rPr>
-              <w:t>—</w:t>
-            </w:r>
-          </w:p>
-        </w:tc>
-        <w:tc>
-          <w:tcPr>
-            <w:tcW w:type="dxa" w:w="2882"/>
-          </w:tcPr>
-          <w:p>
-            <w:r>
-              <w:rPr>
-                <w:rFonts w:ascii="Times New Roman" w:hAnsi="Times New Roman" w:eastAsia="宋体"/>
-                <w:sz w:val="19"/>
-              </w:rPr>
-              <w:t>申请 — ✔ — —</w:t>
-            </w:r>
-          </w:p>
-        </w:tc>
-      </w:tr>
-      <w:tr>
-        <w:tc>
-          <w:tcPr>
-            <w:tcW w:type="dxa" w:w="2882"/>
-          </w:tcPr>
-          <w:p>
-            <w:r>
-              <w:rPr>
-                <w:rFonts w:ascii="Times New Roman" w:hAnsi="Times New Roman" w:eastAsia="宋体"/>
-                <w:sz w:val="19"/>
-              </w:rPr>
-              <w:t>排课</w:t>
-            </w:r>
-          </w:p>
-        </w:tc>
-        <w:tc>
-          <w:tcPr>
-            <w:tcW w:type="dxa" w:w="2882"/>
-          </w:tcPr>
-          <w:p>
-            <w:r>
-              <w:rPr>
-                <w:rFonts w:ascii="Times New Roman" w:hAnsi="Times New Roman" w:eastAsia="宋体"/>
-                <w:sz w:val="19"/>
-              </w:rPr>
-              <w:t>—</w:t>
-            </w:r>
-          </w:p>
-        </w:tc>
-        <w:tc>
-          <w:tcPr>
-            <w:tcW w:type="dxa" w:w="2882"/>
-          </w:tcPr>
-          <w:p>
-            <w:r>
-              <w:rPr>
-                <w:rFonts w:ascii="Times New Roman" w:hAnsi="Times New Roman" w:eastAsia="宋体"/>
-                <w:sz w:val="19"/>
-              </w:rPr>
-              <w:t>— ✔ ✔ — —</w:t>
-            </w:r>
-          </w:p>
-        </w:tc>
-      </w:tr>
-      <w:tr>
-        <w:tc>
-          <w:tcPr>
-            <w:tcW w:type="dxa" w:w="2882"/>
-          </w:tcPr>
-          <w:p>
-            <w:r>
-              <w:rPr>
-                <w:rFonts w:ascii="Times New Roman" w:hAnsi="Times New Roman" w:eastAsia="宋体"/>
-                <w:sz w:val="19"/>
-              </w:rPr>
-              <w:t>约课/取消</w:t>
-            </w:r>
-          </w:p>
-        </w:tc>
-        <w:tc>
-          <w:tcPr>
-            <w:tcW w:type="dxa" w:w="2882"/>
-          </w:tcPr>
-          <w:p>
-            <w:r>
-              <w:rPr>
-                <w:rFonts w:ascii="Times New Roman" w:hAnsi="Times New Roman" w:eastAsia="宋体"/>
-                <w:sz w:val="19"/>
-              </w:rPr>
-              <w:t>✔</w:t>
-            </w:r>
-          </w:p>
-        </w:tc>
-        <w:tc>
-          <w:tcPr>
-            <w:tcW w:type="dxa" w:w="2882"/>
-          </w:tcPr>
-          <w:p>
-            <w:r>
-              <w:rPr>
-                <w:rFonts w:ascii="Times New Roman" w:hAnsi="Times New Roman" w:eastAsia="宋体"/>
-                <w:sz w:val="19"/>
-              </w:rPr>
-              <w:t>代约 — ✔ — —</w:t>
-            </w:r>
-          </w:p>
-        </w:tc>
-      </w:tr>
-      <w:tr>
-        <w:tc>
-          <w:tcPr>
-            <w:tcW w:type="dxa" w:w="2882"/>
-          </w:tcPr>
-          <w:p>
-            <w:r>
-              <w:rPr>
-                <w:rFonts w:ascii="Times New Roman" w:hAnsi="Times New Roman" w:eastAsia="宋体"/>
-                <w:sz w:val="19"/>
-              </w:rPr>
-              <w:t>签到</w:t>
-            </w:r>
-          </w:p>
-        </w:tc>
-        <w:tc>
-          <w:tcPr>
-            <w:tcW w:type="dxa" w:w="2882"/>
-          </w:tcPr>
-          <w:p>
-            <w:r>
-              <w:rPr>
-                <w:rFonts w:ascii="Times New Roman" w:hAnsi="Times New Roman" w:eastAsia="宋体"/>
-                <w:sz w:val="19"/>
-              </w:rPr>
-              <w:t>✔</w:t>
-            </w:r>
-          </w:p>
-        </w:tc>
-        <w:tc>
-          <w:tcPr>
-            <w:tcW w:type="dxa" w:w="2882"/>
-          </w:tcPr>
-          <w:p>
-            <w:r>
-              <w:rPr>
-                <w:rFonts w:ascii="Times New Roman" w:hAnsi="Times New Roman" w:eastAsia="宋体"/>
-                <w:sz w:val="19"/>
-              </w:rPr>
-              <w:t>代签 — ✔ — —</w:t>
-            </w:r>
-          </w:p>
-        </w:tc>
-      </w:tr>
-      <w:tr>
-        <w:tc>
-          <w:tcPr>
-            <w:tcW w:type="dxa" w:w="2882"/>
-          </w:tcPr>
-          <w:p>
-            <w:r>
-              <w:rPr>
-                <w:rFonts w:ascii="Times New Roman" w:hAnsi="Times New Roman" w:eastAsia="宋体"/>
-                <w:sz w:val="19"/>
-              </w:rPr>
-              <w:t>体测录入</w:t>
-            </w:r>
-          </w:p>
-        </w:tc>
-        <w:tc>
-          <w:tcPr>
-            <w:tcW w:type="dxa" w:w="2882"/>
-          </w:tcPr>
-          <w:p>
-            <w:r>
-              <w:rPr>
-                <w:rFonts w:ascii="Times New Roman" w:hAnsi="Times New Roman" w:eastAsia="宋体"/>
-                <w:sz w:val="19"/>
-              </w:rPr>
-              <w:t>查看</w:t>
-            </w:r>
-          </w:p>
-        </w:tc>
-        <w:tc>
-          <w:tcPr>
-            <w:tcW w:type="dxa" w:w="2882"/>
-          </w:tcPr>
-          <w:p>
-            <w:r>
-              <w:rPr>
-                <w:rFonts w:ascii="Times New Roman" w:hAnsi="Times New Roman" w:eastAsia="宋体"/>
-                <w:sz w:val="19"/>
-              </w:rPr>
-              <w:t>— ✔ ✔ — —</w:t>
-            </w:r>
-          </w:p>
-        </w:tc>
-      </w:tr>
-      <w:tr>
-        <w:tc>
-          <w:tcPr>
-            <w:tcW w:type="dxa" w:w="2882"/>
-          </w:tcPr>
-          <w:p>
-            <w:r>
-              <w:rPr>
-                <w:rFonts w:ascii="Times New Roman" w:hAnsi="Times New Roman" w:eastAsia="宋体"/>
-                <w:sz w:val="19"/>
-              </w:rPr>
-              <w:t>订单/支付</w:t>
-            </w:r>
-          </w:p>
-        </w:tc>
-        <w:tc>
-          <w:tcPr>
-            <w:tcW w:type="dxa" w:w="2882"/>
-          </w:tcPr>
-          <w:p>
-            <w:r>
-              <w:rPr>
-                <w:rFonts w:ascii="Times New Roman" w:hAnsi="Times New Roman" w:eastAsia="宋体"/>
-                <w:sz w:val="19"/>
-              </w:rPr>
-              <w:t>本人</w:t>
-            </w:r>
-          </w:p>
-        </w:tc>
-        <w:tc>
-          <w:tcPr>
-            <w:tcW w:type="dxa" w:w="2882"/>
-          </w:tcPr>
-          <w:p>
-            <w:r>
-              <w:rPr>
-                <w:rFonts w:ascii="Times New Roman" w:hAnsi="Times New Roman" w:eastAsia="宋体"/>
-                <w:sz w:val="19"/>
-              </w:rPr>
-              <w:t>代下单 — ✔ 查看 —</w:t>
-            </w:r>
-          </w:p>
-        </w:tc>
-      </w:tr>
-      <w:tr>
-        <w:tc>
-          <w:tcPr>
-            <w:tcW w:type="dxa" w:w="2882"/>
-          </w:tcPr>
-          <w:p>
-            <w:r>
-              <w:rPr>
-                <w:rFonts w:ascii="Times New Roman" w:hAnsi="Times New Roman" w:eastAsia="宋体"/>
-                <w:sz w:val="19"/>
-              </w:rPr>
-              <w:t>对账</w:t>
-            </w:r>
-          </w:p>
-        </w:tc>
-        <w:tc>
-          <w:tcPr>
-            <w:tcW w:type="dxa" w:w="2882"/>
-          </w:tcPr>
-          <w:p>
-            <w:r>
-              <w:rPr>
-                <w:rFonts w:ascii="Times New Roman" w:hAnsi="Times New Roman" w:eastAsia="宋体"/>
-                <w:sz w:val="19"/>
-              </w:rPr>
-              <w:t>—</w:t>
-            </w:r>
-          </w:p>
-        </w:tc>
-        <w:tc>
-          <w:tcPr>
-            <w:tcW w:type="dxa" w:w="2882"/>
-          </w:tcPr>
-          <w:p>
-            <w:r>
-              <w:rPr>
-                <w:rFonts w:ascii="Times New Roman" w:hAnsi="Times New Roman" w:eastAsia="宋体"/>
-                <w:sz w:val="19"/>
-              </w:rPr>
-              <w:t>— — ✔ ✔ —</w:t>
-            </w:r>
-          </w:p>
-        </w:tc>
-      </w:tr>
-      <w:tr>
-        <w:tc>
-          <w:tcPr>
-            <w:tcW w:type="dxa" w:w="2882"/>
-          </w:tcPr>
-          <w:p>
-            <w:r>
-              <w:rPr>
-                <w:rFonts w:ascii="Times New Roman" w:hAnsi="Times New Roman" w:eastAsia="宋体"/>
-                <w:sz w:val="19"/>
-              </w:rPr>
-              <w:t>提成核算</w:t>
-            </w:r>
-          </w:p>
-        </w:tc>
-        <w:tc>
-          <w:tcPr>
-            <w:tcW w:type="dxa" w:w="2882"/>
-          </w:tcPr>
-          <w:p>
-            <w:r>
-              <w:rPr>
-                <w:rFonts w:ascii="Times New Roman" w:hAnsi="Times New Roman" w:eastAsia="宋体"/>
-                <w:sz w:val="19"/>
-              </w:rPr>
-              <w:t>—</w:t>
-            </w:r>
-          </w:p>
-        </w:tc>
-        <w:tc>
-          <w:tcPr>
-            <w:tcW w:type="dxa" w:w="2882"/>
-          </w:tcPr>
-          <w:p>
-            <w:r>
-              <w:rPr>
-                <w:rFonts w:ascii="Times New Roman" w:hAnsi="Times New Roman" w:eastAsia="宋体"/>
-                <w:sz w:val="19"/>
-              </w:rPr>
-              <w:t>查看自身 查看自身 ✔（配置） 查看 —</w:t>
-            </w:r>
-          </w:p>
-        </w:tc>
-      </w:tr>
-      <w:tr>
-        <w:tc>
-          <w:tcPr>
-            <w:tcW w:type="dxa" w:w="2882"/>
-          </w:tcPr>
-          <w:p>
-            <w:r>
-              <w:rPr>
-                <w:rFonts w:ascii="Times New Roman" w:hAnsi="Times New Roman" w:eastAsia="宋体"/>
-                <w:sz w:val="19"/>
-              </w:rPr>
-              <w:t>预警任务处理</w:t>
-            </w:r>
-          </w:p>
-        </w:tc>
-        <w:tc>
-          <w:tcPr>
-            <w:tcW w:type="dxa" w:w="2882"/>
-          </w:tcPr>
-          <w:p>
-            <w:r>
-              <w:rPr>
-                <w:rFonts w:ascii="Times New Roman" w:hAnsi="Times New Roman" w:eastAsia="宋体"/>
-                <w:sz w:val="19"/>
-              </w:rPr>
-              <w:t>—</w:t>
-            </w:r>
-          </w:p>
-        </w:tc>
-        <w:tc>
-          <w:tcPr>
-            <w:tcW w:type="dxa" w:w="2882"/>
-          </w:tcPr>
-          <w:p>
-            <w:r>
-              <w:rPr>
-                <w:rFonts w:ascii="Times New Roman" w:hAnsi="Times New Roman" w:eastAsia="宋体"/>
-                <w:sz w:val="19"/>
-              </w:rPr>
-              <w:t>✔ — ✔ — —</w:t>
-            </w:r>
-          </w:p>
-        </w:tc>
-      </w:tr>
-      <w:tr>
-        <w:tc>
-          <w:tcPr>
-            <w:tcW w:type="dxa" w:w="2882"/>
-          </w:tcPr>
-          <w:p>
-            <w:r>
-              <w:rPr>
-                <w:rFonts w:ascii="Times New Roman" w:hAnsi="Times New Roman" w:eastAsia="宋体"/>
-                <w:sz w:val="19"/>
-              </w:rPr>
-              <w:t>工单处理</w:t>
-            </w:r>
-          </w:p>
-        </w:tc>
-        <w:tc>
-          <w:tcPr>
-            <w:tcW w:type="dxa" w:w="2882"/>
-          </w:tcPr>
-          <w:p>
-            <w:r>
-              <w:rPr>
-                <w:rFonts w:ascii="Times New Roman" w:hAnsi="Times New Roman" w:eastAsia="宋体"/>
-                <w:sz w:val="19"/>
-              </w:rPr>
-              <w:t>提交</w:t>
-            </w:r>
-          </w:p>
-        </w:tc>
-        <w:tc>
-          <w:tcPr>
-            <w:tcW w:type="dxa" w:w="2882"/>
-          </w:tcPr>
-          <w:p>
-            <w:r>
-              <w:rPr>
-                <w:rFonts w:ascii="Times New Roman" w:hAnsi="Times New Roman" w:eastAsia="宋体"/>
-                <w:sz w:val="19"/>
-              </w:rPr>
-              <w:t>✔ ✔ ✔ — —</w:t>
-            </w:r>
-          </w:p>
-        </w:tc>
-      </w:tr>
-      <w:tr>
-        <w:tc>
-          <w:tcPr>
-            <w:tcW w:type="dxa" w:w="2882"/>
-          </w:tcPr>
-          <w:p>
-            <w:r>
-              <w:rPr>
-                <w:rFonts w:ascii="Times New Roman" w:hAnsi="Times New Roman" w:eastAsia="宋体"/>
-                <w:sz w:val="19"/>
-              </w:rPr>
-              <w:t>报表查看</w:t>
-            </w:r>
-          </w:p>
-        </w:tc>
-        <w:tc>
-          <w:tcPr>
-            <w:tcW w:type="dxa" w:w="2882"/>
-          </w:tcPr>
-          <w:p>
-            <w:r>
-              <w:rPr>
-                <w:rFonts w:ascii="Times New Roman" w:hAnsi="Times New Roman" w:eastAsia="宋体"/>
-                <w:sz w:val="19"/>
-              </w:rPr>
-              <w:t>—</w:t>
-            </w:r>
-          </w:p>
-        </w:tc>
-        <w:tc>
-          <w:tcPr>
-            <w:tcW w:type="dxa" w:w="2882"/>
-          </w:tcPr>
-          <w:p>
-            <w:r>
-              <w:rPr>
-                <w:rFonts w:ascii="Times New Roman" w:hAnsi="Times New Roman" w:eastAsia="宋体"/>
-                <w:sz w:val="19"/>
-              </w:rPr>
-              <w:t>部分 自身业绩 ✔ 财务报表 —</w:t>
-            </w:r>
-          </w:p>
-        </w:tc>
-      </w:tr>
-      <w:tr>
-        <w:tc>
-          <w:tcPr>
-            <w:tcW w:type="dxa" w:w="2882"/>
-          </w:tcPr>
-          <w:p>
-            <w:r>
-              <w:rPr>
-                <w:rFonts w:ascii="Times New Roman" w:hAnsi="Times New Roman" w:eastAsia="宋体"/>
-                <w:sz w:val="19"/>
-              </w:rPr>
-              <w:t>规则/参数配置</w:t>
-            </w:r>
-          </w:p>
-        </w:tc>
-        <w:tc>
-          <w:tcPr>
-            <w:tcW w:type="dxa" w:w="2882"/>
-          </w:tcPr>
-          <w:p>
-            <w:r>
-              <w:rPr>
-                <w:rFonts w:ascii="Times New Roman" w:hAnsi="Times New Roman" w:eastAsia="宋体"/>
-                <w:sz w:val="19"/>
-              </w:rPr>
-              <w:t>—</w:t>
-            </w:r>
-          </w:p>
-        </w:tc>
-        <w:tc>
-          <w:tcPr>
-            <w:tcW w:type="dxa" w:w="2882"/>
-          </w:tcPr>
-          <w:p>
-            <w:r>
-              <w:rPr>
-                <w:rFonts w:ascii="Times New Roman" w:hAnsi="Times New Roman" w:eastAsia="宋体"/>
-                <w:sz w:val="19"/>
-              </w:rPr>
-              <w:t>— — ✔ — 技术项</w:t>
-            </w:r>
-          </w:p>
-        </w:tc>
-      </w:tr>
-      <w:tr>
-        <w:tc>
-          <w:tcPr>
-            <w:tcW w:type="dxa" w:w="2882"/>
-          </w:tcPr>
-          <w:p>
-            <w:r>
-              <w:rPr>
-                <w:rFonts w:ascii="Times New Roman" w:hAnsi="Times New Roman" w:eastAsia="宋体"/>
-                <w:sz w:val="19"/>
-              </w:rPr>
-              <w:t>用户与权限</w:t>
-            </w:r>
-          </w:p>
-        </w:tc>
-        <w:tc>
-          <w:tcPr>
-            <w:tcW w:type="dxa" w:w="2882"/>
-          </w:tcPr>
-          <w:p>
-            <w:r>
-              <w:rPr>
-                <w:rFonts w:ascii="Times New Roman" w:hAnsi="Times New Roman" w:eastAsia="宋体"/>
-                <w:sz w:val="19"/>
-              </w:rPr>
-              <w:t>—</w:t>
-            </w:r>
-          </w:p>
-        </w:tc>
-        <w:tc>
-          <w:tcPr>
-            <w:tcW w:type="dxa" w:w="2882"/>
-          </w:tcPr>
-          <w:p>
-            <w:r>
-              <w:rPr>
-                <w:rFonts w:ascii="Times New Roman" w:hAnsi="Times New Roman" w:eastAsia="宋体"/>
-                <w:sz w:val="19"/>
-              </w:rPr>
-              <w:t>— — 审批 — ✔</w:t>
-            </w:r>
-          </w:p>
-        </w:tc>
-      </w:tr>
     </w:tbl>
+    <w:p>
+      <w:pPr>
+        <w:ind w:left="283"/>
+      </w:pPr>
+      <w:r>
+        <w:t>角色与账号对应关系（演示环境）：`member*` → 会员；`coach*` → 教练；`manager` → 店长；</w:t>
+      </w:r>
+    </w:p>
+    <w:p>
+      <w:pPr>
+        <w:ind w:left="283"/>
+      </w:pPr>
+      <w:r>
+        <w:t>`admin` → 系统管理员（店长权限 + 数据重置）。会员亦可通过登录页「注册新会员」自助创建账号（REQ-B1-006）。</w:t>
+      </w:r>
+    </w:p>
     <w:p>
       <w:pPr>
         <w:pStyle w:val="Heading1"/>
@@ -1081,6 +399,2366 @@
         <w:t>二、功能权限矩阵</w:t>
       </w:r>
     </w:p>
+    <w:tbl>
+      <w:tblPr>
+        <w:tblStyle w:val="TableGrid"/>
+        <w:tblW w:type="auto" w:w="0"/>
+        <w:tblLook w:firstColumn="1" w:firstRow="1" w:lastColumn="0" w:lastRow="0" w:noHBand="0" w:noVBand="1" w:val="04A0"/>
+      </w:tblPr>
+      <w:tblGrid>
+        <w:gridCol w:w="1425"/>
+        <w:gridCol w:w="1425"/>
+        <w:gridCol w:w="1425"/>
+        <w:gridCol w:w="1425"/>
+        <w:gridCol w:w="1425"/>
+        <w:gridCol w:w="1425"/>
+        <w:gridCol w:w="1425"/>
+      </w:tblGrid>
+      <w:tr>
+        <w:tc>
+          <w:tcPr>
+            <w:tcW w:type="dxa" w:w="1425"/>
+          </w:tcPr>
+          <w:p/>
+        </w:tc>
+        <w:tc>
+          <w:tcPr>
+            <w:tcW w:type="dxa" w:w="1425"/>
+          </w:tcPr>
+          <w:p/>
+        </w:tc>
+        <w:tc>
+          <w:tcPr>
+            <w:tcW w:type="dxa" w:w="1425"/>
+          </w:tcPr>
+          <w:p/>
+        </w:tc>
+        <w:tc>
+          <w:tcPr>
+            <w:tcW w:type="dxa" w:w="1425"/>
+          </w:tcPr>
+          <w:p/>
+        </w:tc>
+        <w:tc>
+          <w:tcPr>
+            <w:tcW w:type="dxa" w:w="1425"/>
+          </w:tcPr>
+          <w:p/>
+        </w:tc>
+        <w:tc>
+          <w:tcPr>
+            <w:tcW w:type="dxa" w:w="1425"/>
+          </w:tcPr>
+          <w:p/>
+        </w:tc>
+        <w:tc>
+          <w:tcPr>
+            <w:tcW w:type="dxa" w:w="1425"/>
+          </w:tcPr>
+          <w:p/>
+        </w:tc>
+      </w:tr>
+      <w:tr>
+        <w:tc>
+          <w:tcPr>
+            <w:tcW w:type="dxa" w:w="1425"/>
+          </w:tcPr>
+          <w:p>
+            <w:r>
+              <w:rPr>
+                <w:rFonts w:ascii="Times New Roman" w:hAnsi="Times New Roman" w:eastAsia="宋体"/>
+                <w:sz w:val="17"/>
+              </w:rPr>
+              <w:t>功能</w:t>
+            </w:r>
+          </w:p>
+        </w:tc>
+        <w:tc>
+          <w:tcPr>
+            <w:tcW w:type="dxa" w:w="1425"/>
+          </w:tcPr>
+          <w:p>
+            <w:r>
+              <w:rPr>
+                <w:rFonts w:ascii="Times New Roman" w:hAnsi="Times New Roman" w:eastAsia="宋体"/>
+                <w:sz w:val="17"/>
+              </w:rPr>
+              <w:t>会员</w:t>
+            </w:r>
+          </w:p>
+        </w:tc>
+        <w:tc>
+          <w:tcPr>
+            <w:tcW w:type="dxa" w:w="1425"/>
+          </w:tcPr>
+          <w:p>
+            <w:r>
+              <w:rPr>
+                <w:rFonts w:ascii="Times New Roman" w:hAnsi="Times New Roman" w:eastAsia="宋体"/>
+                <w:sz w:val="17"/>
+              </w:rPr>
+              <w:t>会籍顾问</w:t>
+            </w:r>
+          </w:p>
+        </w:tc>
+        <w:tc>
+          <w:tcPr>
+            <w:tcW w:type="dxa" w:w="1425"/>
+          </w:tcPr>
+          <w:p>
+            <w:r>
+              <w:rPr>
+                <w:rFonts w:ascii="Times New Roman" w:hAnsi="Times New Roman" w:eastAsia="宋体"/>
+                <w:sz w:val="17"/>
+              </w:rPr>
+              <w:t>私教</w:t>
+            </w:r>
+          </w:p>
+        </w:tc>
+        <w:tc>
+          <w:tcPr>
+            <w:tcW w:type="dxa" w:w="1425"/>
+          </w:tcPr>
+          <w:p>
+            <w:r>
+              <w:rPr>
+                <w:rFonts w:ascii="Times New Roman" w:hAnsi="Times New Roman" w:eastAsia="宋体"/>
+                <w:sz w:val="17"/>
+              </w:rPr>
+              <w:t>店长</w:t>
+            </w:r>
+          </w:p>
+        </w:tc>
+        <w:tc>
+          <w:tcPr>
+            <w:tcW w:type="dxa" w:w="1425"/>
+          </w:tcPr>
+          <w:p>
+            <w:r>
+              <w:rPr>
+                <w:rFonts w:ascii="Times New Roman" w:hAnsi="Times New Roman" w:eastAsia="宋体"/>
+                <w:sz w:val="17"/>
+              </w:rPr>
+              <w:t>财务</w:t>
+            </w:r>
+          </w:p>
+        </w:tc>
+        <w:tc>
+          <w:tcPr>
+            <w:tcW w:type="dxa" w:w="1425"/>
+          </w:tcPr>
+          <w:p>
+            <w:r>
+              <w:rPr>
+                <w:rFonts w:ascii="Times New Roman" w:hAnsi="Times New Roman" w:eastAsia="宋体"/>
+                <w:sz w:val="17"/>
+              </w:rPr>
+              <w:t>管理员</w:t>
+            </w:r>
+          </w:p>
+        </w:tc>
+      </w:tr>
+      <w:tr>
+        <w:tc>
+          <w:tcPr>
+            <w:tcW w:type="dxa" w:w="1425"/>
+          </w:tcPr>
+          <w:p>
+            <w:r>
+              <w:rPr>
+                <w:rFonts w:ascii="Times New Roman" w:hAnsi="Times New Roman" w:eastAsia="宋体"/>
+                <w:sz w:val="17"/>
+              </w:rPr>
+              <w:t>会员档案查看</w:t>
+            </w:r>
+          </w:p>
+        </w:tc>
+        <w:tc>
+          <w:tcPr>
+            <w:tcW w:type="dxa" w:w="1425"/>
+          </w:tcPr>
+          <w:p>
+            <w:r>
+              <w:rPr>
+                <w:rFonts w:ascii="Times New Roman" w:hAnsi="Times New Roman" w:eastAsia="宋体"/>
+                <w:sz w:val="17"/>
+              </w:rPr>
+              <w:t>本人</w:t>
+            </w:r>
+          </w:p>
+        </w:tc>
+        <w:tc>
+          <w:tcPr>
+            <w:tcW w:type="dxa" w:w="1425"/>
+          </w:tcPr>
+          <w:p>
+            <w:r>
+              <w:rPr>
+                <w:rFonts w:ascii="Times New Roman" w:hAnsi="Times New Roman" w:eastAsia="宋体"/>
+                <w:sz w:val="17"/>
+              </w:rPr>
+              <w:t>✔</w:t>
+            </w:r>
+          </w:p>
+        </w:tc>
+        <w:tc>
+          <w:tcPr>
+            <w:tcW w:type="dxa" w:w="1425"/>
+          </w:tcPr>
+          <w:p>
+            <w:r>
+              <w:rPr>
+                <w:rFonts w:ascii="Times New Roman" w:hAnsi="Times New Roman" w:eastAsia="宋体"/>
+                <w:sz w:val="17"/>
+              </w:rPr>
+              <w:t>所带会员</w:t>
+            </w:r>
+          </w:p>
+        </w:tc>
+        <w:tc>
+          <w:tcPr>
+            <w:tcW w:type="dxa" w:w="1425"/>
+          </w:tcPr>
+          <w:p>
+            <w:r>
+              <w:rPr>
+                <w:rFonts w:ascii="Times New Roman" w:hAnsi="Times New Roman" w:eastAsia="宋体"/>
+                <w:sz w:val="17"/>
+              </w:rPr>
+              <w:t>✔</w:t>
+            </w:r>
+          </w:p>
+        </w:tc>
+        <w:tc>
+          <w:tcPr>
+            <w:tcW w:type="dxa" w:w="1425"/>
+          </w:tcPr>
+          <w:p>
+            <w:r>
+              <w:rPr>
+                <w:rFonts w:ascii="Times New Roman" w:hAnsi="Times New Roman" w:eastAsia="宋体"/>
+                <w:sz w:val="17"/>
+              </w:rPr>
+              <w:t>✔（只读）</w:t>
+            </w:r>
+          </w:p>
+        </w:tc>
+        <w:tc>
+          <w:tcPr>
+            <w:tcW w:type="dxa" w:w="1425"/>
+          </w:tcPr>
+          <w:p>
+            <w:r>
+              <w:rPr>
+                <w:rFonts w:ascii="Times New Roman" w:hAnsi="Times New Roman" w:eastAsia="宋体"/>
+                <w:sz w:val="17"/>
+              </w:rPr>
+              <w:t>—</w:t>
+            </w:r>
+          </w:p>
+        </w:tc>
+      </w:tr>
+      <w:tr>
+        <w:tc>
+          <w:tcPr>
+            <w:tcW w:type="dxa" w:w="1425"/>
+          </w:tcPr>
+          <w:p>
+            <w:r>
+              <w:rPr>
+                <w:rFonts w:ascii="Times New Roman" w:hAnsi="Times New Roman" w:eastAsia="宋体"/>
+                <w:sz w:val="17"/>
+              </w:rPr>
+              <w:t>办卡/续费</w:t>
+            </w:r>
+          </w:p>
+        </w:tc>
+        <w:tc>
+          <w:tcPr>
+            <w:tcW w:type="dxa" w:w="1425"/>
+          </w:tcPr>
+          <w:p>
+            <w:r>
+              <w:rPr>
+                <w:rFonts w:ascii="Times New Roman" w:hAnsi="Times New Roman" w:eastAsia="宋体"/>
+                <w:sz w:val="17"/>
+              </w:rPr>
+              <w:t>—</w:t>
+            </w:r>
+          </w:p>
+        </w:tc>
+        <w:tc>
+          <w:tcPr>
+            <w:tcW w:type="dxa" w:w="1425"/>
+          </w:tcPr>
+          <w:p>
+            <w:r>
+              <w:rPr>
+                <w:rFonts w:ascii="Times New Roman" w:hAnsi="Times New Roman" w:eastAsia="宋体"/>
+                <w:sz w:val="17"/>
+              </w:rPr>
+              <w:t>✔</w:t>
+            </w:r>
+          </w:p>
+        </w:tc>
+        <w:tc>
+          <w:tcPr>
+            <w:tcW w:type="dxa" w:w="1425"/>
+          </w:tcPr>
+          <w:p>
+            <w:r>
+              <w:rPr>
+                <w:rFonts w:ascii="Times New Roman" w:hAnsi="Times New Roman" w:eastAsia="宋体"/>
+                <w:sz w:val="17"/>
+              </w:rPr>
+              <w:t>—</w:t>
+            </w:r>
+          </w:p>
+        </w:tc>
+        <w:tc>
+          <w:tcPr>
+            <w:tcW w:type="dxa" w:w="1425"/>
+          </w:tcPr>
+          <w:p>
+            <w:r>
+              <w:rPr>
+                <w:rFonts w:ascii="Times New Roman" w:hAnsi="Times New Roman" w:eastAsia="宋体"/>
+                <w:sz w:val="17"/>
+              </w:rPr>
+              <w:t>✔</w:t>
+            </w:r>
+          </w:p>
+        </w:tc>
+        <w:tc>
+          <w:tcPr>
+            <w:tcW w:type="dxa" w:w="1425"/>
+          </w:tcPr>
+          <w:p>
+            <w:r>
+              <w:rPr>
+                <w:rFonts w:ascii="Times New Roman" w:hAnsi="Times New Roman" w:eastAsia="宋体"/>
+                <w:sz w:val="17"/>
+              </w:rPr>
+              <w:t>—</w:t>
+            </w:r>
+          </w:p>
+        </w:tc>
+        <w:tc>
+          <w:tcPr>
+            <w:tcW w:type="dxa" w:w="1425"/>
+          </w:tcPr>
+          <w:p>
+            <w:r>
+              <w:rPr>
+                <w:rFonts w:ascii="Times New Roman" w:hAnsi="Times New Roman" w:eastAsia="宋体"/>
+                <w:sz w:val="17"/>
+              </w:rPr>
+              <w:t>—</w:t>
+            </w:r>
+          </w:p>
+        </w:tc>
+      </w:tr>
+      <w:tr>
+        <w:tc>
+          <w:tcPr>
+            <w:tcW w:type="dxa" w:w="1425"/>
+          </w:tcPr>
+          <w:p>
+            <w:r>
+              <w:rPr>
+                <w:rFonts w:ascii="Times New Roman" w:hAnsi="Times New Roman" w:eastAsia="宋体"/>
+                <w:sz w:val="17"/>
+              </w:rPr>
+              <w:t>会籍冻结/过期处理</w:t>
+            </w:r>
+          </w:p>
+        </w:tc>
+        <w:tc>
+          <w:tcPr>
+            <w:tcW w:type="dxa" w:w="1425"/>
+          </w:tcPr>
+          <w:p>
+            <w:r>
+              <w:rPr>
+                <w:rFonts w:ascii="Times New Roman" w:hAnsi="Times New Roman" w:eastAsia="宋体"/>
+                <w:sz w:val="17"/>
+              </w:rPr>
+              <w:t>—</w:t>
+            </w:r>
+          </w:p>
+        </w:tc>
+        <w:tc>
+          <w:tcPr>
+            <w:tcW w:type="dxa" w:w="1425"/>
+          </w:tcPr>
+          <w:p>
+            <w:r>
+              <w:rPr>
+                <w:rFonts w:ascii="Times New Roman" w:hAnsi="Times New Roman" w:eastAsia="宋体"/>
+                <w:sz w:val="17"/>
+              </w:rPr>
+              <w:t>申请</w:t>
+            </w:r>
+          </w:p>
+        </w:tc>
+        <w:tc>
+          <w:tcPr>
+            <w:tcW w:type="dxa" w:w="1425"/>
+          </w:tcPr>
+          <w:p>
+            <w:r>
+              <w:rPr>
+                <w:rFonts w:ascii="Times New Roman" w:hAnsi="Times New Roman" w:eastAsia="宋体"/>
+                <w:sz w:val="17"/>
+              </w:rPr>
+              <w:t>—</w:t>
+            </w:r>
+          </w:p>
+        </w:tc>
+        <w:tc>
+          <w:tcPr>
+            <w:tcW w:type="dxa" w:w="1425"/>
+          </w:tcPr>
+          <w:p>
+            <w:r>
+              <w:rPr>
+                <w:rFonts w:ascii="Times New Roman" w:hAnsi="Times New Roman" w:eastAsia="宋体"/>
+                <w:sz w:val="17"/>
+              </w:rPr>
+              <w:t>✔</w:t>
+            </w:r>
+          </w:p>
+        </w:tc>
+        <w:tc>
+          <w:tcPr>
+            <w:tcW w:type="dxa" w:w="1425"/>
+          </w:tcPr>
+          <w:p>
+            <w:r>
+              <w:rPr>
+                <w:rFonts w:ascii="Times New Roman" w:hAnsi="Times New Roman" w:eastAsia="宋体"/>
+                <w:sz w:val="17"/>
+              </w:rPr>
+              <w:t>—</w:t>
+            </w:r>
+          </w:p>
+        </w:tc>
+        <w:tc>
+          <w:tcPr>
+            <w:tcW w:type="dxa" w:w="1425"/>
+          </w:tcPr>
+          <w:p>
+            <w:r>
+              <w:rPr>
+                <w:rFonts w:ascii="Times New Roman" w:hAnsi="Times New Roman" w:eastAsia="宋体"/>
+                <w:sz w:val="17"/>
+              </w:rPr>
+              <w:t>—</w:t>
+            </w:r>
+          </w:p>
+        </w:tc>
+      </w:tr>
+      <w:tr>
+        <w:tc>
+          <w:tcPr>
+            <w:tcW w:type="dxa" w:w="1425"/>
+          </w:tcPr>
+          <w:p>
+            <w:r>
+              <w:rPr>
+                <w:rFonts w:ascii="Times New Roman" w:hAnsi="Times New Roman" w:eastAsia="宋体"/>
+                <w:sz w:val="17"/>
+              </w:rPr>
+              <w:t>排课（新建课程）</w:t>
+            </w:r>
+          </w:p>
+        </w:tc>
+        <w:tc>
+          <w:tcPr>
+            <w:tcW w:type="dxa" w:w="1425"/>
+          </w:tcPr>
+          <w:p>
+            <w:r>
+              <w:rPr>
+                <w:rFonts w:ascii="Times New Roman" w:hAnsi="Times New Roman" w:eastAsia="宋体"/>
+                <w:sz w:val="17"/>
+              </w:rPr>
+              <w:t>—</w:t>
+            </w:r>
+          </w:p>
+        </w:tc>
+        <w:tc>
+          <w:tcPr>
+            <w:tcW w:type="dxa" w:w="1425"/>
+          </w:tcPr>
+          <w:p>
+            <w:r>
+              <w:rPr>
+                <w:rFonts w:ascii="Times New Roman" w:hAnsi="Times New Roman" w:eastAsia="宋体"/>
+                <w:sz w:val="17"/>
+              </w:rPr>
+              <w:t>—</w:t>
+            </w:r>
+          </w:p>
+        </w:tc>
+        <w:tc>
+          <w:tcPr>
+            <w:tcW w:type="dxa" w:w="1425"/>
+          </w:tcPr>
+          <w:p>
+            <w:r>
+              <w:rPr>
+                <w:rFonts w:ascii="Times New Roman" w:hAnsi="Times New Roman" w:eastAsia="宋体"/>
+                <w:sz w:val="17"/>
+              </w:rPr>
+              <w:t>—</w:t>
+            </w:r>
+          </w:p>
+        </w:tc>
+        <w:tc>
+          <w:tcPr>
+            <w:tcW w:type="dxa" w:w="1425"/>
+          </w:tcPr>
+          <w:p>
+            <w:r>
+              <w:rPr>
+                <w:rFonts w:ascii="Times New Roman" w:hAnsi="Times New Roman" w:eastAsia="宋体"/>
+                <w:sz w:val="17"/>
+              </w:rPr>
+              <w:t>✔</w:t>
+            </w:r>
+          </w:p>
+        </w:tc>
+        <w:tc>
+          <w:tcPr>
+            <w:tcW w:type="dxa" w:w="1425"/>
+          </w:tcPr>
+          <w:p>
+            <w:r>
+              <w:rPr>
+                <w:rFonts w:ascii="Times New Roman" w:hAnsi="Times New Roman" w:eastAsia="宋体"/>
+                <w:sz w:val="17"/>
+              </w:rPr>
+              <w:t>—</w:t>
+            </w:r>
+          </w:p>
+        </w:tc>
+        <w:tc>
+          <w:tcPr>
+            <w:tcW w:type="dxa" w:w="1425"/>
+          </w:tcPr>
+          <w:p>
+            <w:r>
+              <w:rPr>
+                <w:rFonts w:ascii="Times New Roman" w:hAnsi="Times New Roman" w:eastAsia="宋体"/>
+                <w:sz w:val="17"/>
+              </w:rPr>
+              <w:t>—</w:t>
+            </w:r>
+          </w:p>
+        </w:tc>
+      </w:tr>
+      <w:tr>
+        <w:tc>
+          <w:tcPr>
+            <w:tcW w:type="dxa" w:w="1425"/>
+          </w:tcPr>
+          <w:p>
+            <w:r>
+              <w:rPr>
+                <w:rFonts w:ascii="Times New Roman" w:hAnsi="Times New Roman" w:eastAsia="宋体"/>
+                <w:sz w:val="17"/>
+              </w:rPr>
+              <w:t>教练档案维护</w:t>
+            </w:r>
+          </w:p>
+        </w:tc>
+        <w:tc>
+          <w:tcPr>
+            <w:tcW w:type="dxa" w:w="1425"/>
+          </w:tcPr>
+          <w:p>
+            <w:r>
+              <w:rPr>
+                <w:rFonts w:ascii="Times New Roman" w:hAnsi="Times New Roman" w:eastAsia="宋体"/>
+                <w:sz w:val="17"/>
+              </w:rPr>
+              <w:t>—</w:t>
+            </w:r>
+          </w:p>
+        </w:tc>
+        <w:tc>
+          <w:tcPr>
+            <w:tcW w:type="dxa" w:w="1425"/>
+          </w:tcPr>
+          <w:p>
+            <w:r>
+              <w:rPr>
+                <w:rFonts w:ascii="Times New Roman" w:hAnsi="Times New Roman" w:eastAsia="宋体"/>
+                <w:sz w:val="17"/>
+              </w:rPr>
+              <w:t>—</w:t>
+            </w:r>
+          </w:p>
+        </w:tc>
+        <w:tc>
+          <w:tcPr>
+            <w:tcW w:type="dxa" w:w="1425"/>
+          </w:tcPr>
+          <w:p>
+            <w:r>
+              <w:rPr>
+                <w:rFonts w:ascii="Times New Roman" w:hAnsi="Times New Roman" w:eastAsia="宋体"/>
+                <w:sz w:val="17"/>
+              </w:rPr>
+              <w:t>—</w:t>
+            </w:r>
+          </w:p>
+        </w:tc>
+        <w:tc>
+          <w:tcPr>
+            <w:tcW w:type="dxa" w:w="1425"/>
+          </w:tcPr>
+          <w:p>
+            <w:r>
+              <w:rPr>
+                <w:rFonts w:ascii="Times New Roman" w:hAnsi="Times New Roman" w:eastAsia="宋体"/>
+                <w:sz w:val="17"/>
+              </w:rPr>
+              <w:t>✔</w:t>
+            </w:r>
+          </w:p>
+        </w:tc>
+        <w:tc>
+          <w:tcPr>
+            <w:tcW w:type="dxa" w:w="1425"/>
+          </w:tcPr>
+          <w:p>
+            <w:r>
+              <w:rPr>
+                <w:rFonts w:ascii="Times New Roman" w:hAnsi="Times New Roman" w:eastAsia="宋体"/>
+                <w:sz w:val="17"/>
+              </w:rPr>
+              <w:t>—</w:t>
+            </w:r>
+          </w:p>
+        </w:tc>
+        <w:tc>
+          <w:tcPr>
+            <w:tcW w:type="dxa" w:w="1425"/>
+          </w:tcPr>
+          <w:p>
+            <w:r>
+              <w:rPr>
+                <w:rFonts w:ascii="Times New Roman" w:hAnsi="Times New Roman" w:eastAsia="宋体"/>
+                <w:sz w:val="17"/>
+              </w:rPr>
+              <w:t>—</w:t>
+            </w:r>
+          </w:p>
+        </w:tc>
+      </w:tr>
+      <w:tr>
+        <w:tc>
+          <w:tcPr>
+            <w:tcW w:type="dxa" w:w="1425"/>
+          </w:tcPr>
+          <w:p>
+            <w:r>
+              <w:rPr>
+                <w:rFonts w:ascii="Times New Roman" w:hAnsi="Times New Roman" w:eastAsia="宋体"/>
+                <w:sz w:val="17"/>
+              </w:rPr>
+              <w:t>本人课表查看</w:t>
+            </w:r>
+          </w:p>
+        </w:tc>
+        <w:tc>
+          <w:tcPr>
+            <w:tcW w:type="dxa" w:w="1425"/>
+          </w:tcPr>
+          <w:p>
+            <w:r>
+              <w:rPr>
+                <w:rFonts w:ascii="Times New Roman" w:hAnsi="Times New Roman" w:eastAsia="宋体"/>
+                <w:sz w:val="17"/>
+              </w:rPr>
+              <w:t>—</w:t>
+            </w:r>
+          </w:p>
+        </w:tc>
+        <w:tc>
+          <w:tcPr>
+            <w:tcW w:type="dxa" w:w="1425"/>
+          </w:tcPr>
+          <w:p>
+            <w:r>
+              <w:rPr>
+                <w:rFonts w:ascii="Times New Roman" w:hAnsi="Times New Roman" w:eastAsia="宋体"/>
+                <w:sz w:val="17"/>
+              </w:rPr>
+              <w:t>—</w:t>
+            </w:r>
+          </w:p>
+        </w:tc>
+        <w:tc>
+          <w:tcPr>
+            <w:tcW w:type="dxa" w:w="1425"/>
+          </w:tcPr>
+          <w:p>
+            <w:r>
+              <w:rPr>
+                <w:rFonts w:ascii="Times New Roman" w:hAnsi="Times New Roman" w:eastAsia="宋体"/>
+                <w:sz w:val="17"/>
+              </w:rPr>
+              <w:t>✔（本人）</w:t>
+            </w:r>
+          </w:p>
+        </w:tc>
+        <w:tc>
+          <w:tcPr>
+            <w:tcW w:type="dxa" w:w="1425"/>
+          </w:tcPr>
+          <w:p>
+            <w:r>
+              <w:rPr>
+                <w:rFonts w:ascii="Times New Roman" w:hAnsi="Times New Roman" w:eastAsia="宋体"/>
+                <w:sz w:val="17"/>
+              </w:rPr>
+              <w:t>✔</w:t>
+            </w:r>
+          </w:p>
+        </w:tc>
+        <w:tc>
+          <w:tcPr>
+            <w:tcW w:type="dxa" w:w="1425"/>
+          </w:tcPr>
+          <w:p>
+            <w:r>
+              <w:rPr>
+                <w:rFonts w:ascii="Times New Roman" w:hAnsi="Times New Roman" w:eastAsia="宋体"/>
+                <w:sz w:val="17"/>
+              </w:rPr>
+              <w:t>—</w:t>
+            </w:r>
+          </w:p>
+        </w:tc>
+        <w:tc>
+          <w:tcPr>
+            <w:tcW w:type="dxa" w:w="1425"/>
+          </w:tcPr>
+          <w:p>
+            <w:r>
+              <w:rPr>
+                <w:rFonts w:ascii="Times New Roman" w:hAnsi="Times New Roman" w:eastAsia="宋体"/>
+                <w:sz w:val="17"/>
+              </w:rPr>
+              <w:t>—</w:t>
+            </w:r>
+          </w:p>
+        </w:tc>
+      </w:tr>
+      <w:tr>
+        <w:tc>
+          <w:tcPr>
+            <w:tcW w:type="dxa" w:w="1425"/>
+          </w:tcPr>
+          <w:p>
+            <w:r>
+              <w:rPr>
+                <w:rFonts w:ascii="Times New Roman" w:hAnsi="Times New Roman" w:eastAsia="宋体"/>
+                <w:sz w:val="17"/>
+              </w:rPr>
+              <w:t>学员名单查看</w:t>
+            </w:r>
+          </w:p>
+        </w:tc>
+        <w:tc>
+          <w:tcPr>
+            <w:tcW w:type="dxa" w:w="1425"/>
+          </w:tcPr>
+          <w:p>
+            <w:r>
+              <w:rPr>
+                <w:rFonts w:ascii="Times New Roman" w:hAnsi="Times New Roman" w:eastAsia="宋体"/>
+                <w:sz w:val="17"/>
+              </w:rPr>
+              <w:t>—</w:t>
+            </w:r>
+          </w:p>
+        </w:tc>
+        <w:tc>
+          <w:tcPr>
+            <w:tcW w:type="dxa" w:w="1425"/>
+          </w:tcPr>
+          <w:p>
+            <w:r>
+              <w:rPr>
+                <w:rFonts w:ascii="Times New Roman" w:hAnsi="Times New Roman" w:eastAsia="宋体"/>
+                <w:sz w:val="17"/>
+              </w:rPr>
+              <w:t>所负责客户</w:t>
+            </w:r>
+          </w:p>
+        </w:tc>
+        <w:tc>
+          <w:tcPr>
+            <w:tcW w:type="dxa" w:w="1425"/>
+          </w:tcPr>
+          <w:p>
+            <w:r>
+              <w:rPr>
+                <w:rFonts w:ascii="Times New Roman" w:hAnsi="Times New Roman" w:eastAsia="宋体"/>
+                <w:sz w:val="17"/>
+              </w:rPr>
+              <w:t>✔（本人课）</w:t>
+            </w:r>
+          </w:p>
+        </w:tc>
+        <w:tc>
+          <w:tcPr>
+            <w:tcW w:type="dxa" w:w="1425"/>
+          </w:tcPr>
+          <w:p>
+            <w:r>
+              <w:rPr>
+                <w:rFonts w:ascii="Times New Roman" w:hAnsi="Times New Roman" w:eastAsia="宋体"/>
+                <w:sz w:val="17"/>
+              </w:rPr>
+              <w:t>✔</w:t>
+            </w:r>
+          </w:p>
+        </w:tc>
+        <w:tc>
+          <w:tcPr>
+            <w:tcW w:type="dxa" w:w="1425"/>
+          </w:tcPr>
+          <w:p>
+            <w:r>
+              <w:rPr>
+                <w:rFonts w:ascii="Times New Roman" w:hAnsi="Times New Roman" w:eastAsia="宋体"/>
+                <w:sz w:val="17"/>
+              </w:rPr>
+              <w:t>—</w:t>
+            </w:r>
+          </w:p>
+        </w:tc>
+        <w:tc>
+          <w:tcPr>
+            <w:tcW w:type="dxa" w:w="1425"/>
+          </w:tcPr>
+          <w:p>
+            <w:r>
+              <w:rPr>
+                <w:rFonts w:ascii="Times New Roman" w:hAnsi="Times New Roman" w:eastAsia="宋体"/>
+                <w:sz w:val="17"/>
+              </w:rPr>
+              <w:t>—</w:t>
+            </w:r>
+          </w:p>
+        </w:tc>
+      </w:tr>
+      <w:tr>
+        <w:tc>
+          <w:tcPr>
+            <w:tcW w:type="dxa" w:w="1425"/>
+          </w:tcPr>
+          <w:p>
+            <w:r>
+              <w:rPr>
+                <w:rFonts w:ascii="Times New Roman" w:hAnsi="Times New Roman" w:eastAsia="宋体"/>
+                <w:sz w:val="17"/>
+              </w:rPr>
+              <w:t>扫码核销签到</w:t>
+            </w:r>
+          </w:p>
+        </w:tc>
+        <w:tc>
+          <w:tcPr>
+            <w:tcW w:type="dxa" w:w="1425"/>
+          </w:tcPr>
+          <w:p>
+            <w:r>
+              <w:rPr>
+                <w:rFonts w:ascii="Times New Roman" w:hAnsi="Times New Roman" w:eastAsia="宋体"/>
+                <w:sz w:val="17"/>
+              </w:rPr>
+              <w:t>✔（本人预约）</w:t>
+            </w:r>
+          </w:p>
+        </w:tc>
+        <w:tc>
+          <w:tcPr>
+            <w:tcW w:type="dxa" w:w="1425"/>
+          </w:tcPr>
+          <w:p>
+            <w:r>
+              <w:rPr>
+                <w:rFonts w:ascii="Times New Roman" w:hAnsi="Times New Roman" w:eastAsia="宋体"/>
+                <w:sz w:val="17"/>
+              </w:rPr>
+              <w:t>代签</w:t>
+            </w:r>
+          </w:p>
+        </w:tc>
+        <w:tc>
+          <w:tcPr>
+            <w:tcW w:type="dxa" w:w="1425"/>
+          </w:tcPr>
+          <w:p>
+            <w:r>
+              <w:rPr>
+                <w:rFonts w:ascii="Times New Roman" w:hAnsi="Times New Roman" w:eastAsia="宋体"/>
+                <w:sz w:val="17"/>
+              </w:rPr>
+              <w:t>✔（本人课）</w:t>
+            </w:r>
+          </w:p>
+        </w:tc>
+        <w:tc>
+          <w:tcPr>
+            <w:tcW w:type="dxa" w:w="1425"/>
+          </w:tcPr>
+          <w:p>
+            <w:r>
+              <w:rPr>
+                <w:rFonts w:ascii="Times New Roman" w:hAnsi="Times New Roman" w:eastAsia="宋体"/>
+                <w:sz w:val="17"/>
+              </w:rPr>
+              <w:t>✔</w:t>
+            </w:r>
+          </w:p>
+        </w:tc>
+        <w:tc>
+          <w:tcPr>
+            <w:tcW w:type="dxa" w:w="1425"/>
+          </w:tcPr>
+          <w:p>
+            <w:r>
+              <w:rPr>
+                <w:rFonts w:ascii="Times New Roman" w:hAnsi="Times New Roman" w:eastAsia="宋体"/>
+                <w:sz w:val="17"/>
+              </w:rPr>
+              <w:t>—</w:t>
+            </w:r>
+          </w:p>
+        </w:tc>
+        <w:tc>
+          <w:tcPr>
+            <w:tcW w:type="dxa" w:w="1425"/>
+          </w:tcPr>
+          <w:p>
+            <w:r>
+              <w:rPr>
+                <w:rFonts w:ascii="Times New Roman" w:hAnsi="Times New Roman" w:eastAsia="宋体"/>
+                <w:sz w:val="17"/>
+              </w:rPr>
+              <w:t>—</w:t>
+            </w:r>
+          </w:p>
+        </w:tc>
+      </w:tr>
+      <w:tr>
+        <w:tc>
+          <w:tcPr>
+            <w:tcW w:type="dxa" w:w="1425"/>
+          </w:tcPr>
+          <w:p>
+            <w:r>
+              <w:rPr>
+                <w:rFonts w:ascii="Times New Roman" w:hAnsi="Times New Roman" w:eastAsia="宋体"/>
+                <w:sz w:val="17"/>
+              </w:rPr>
+              <w:t>约课/取消</w:t>
+            </w:r>
+          </w:p>
+        </w:tc>
+        <w:tc>
+          <w:tcPr>
+            <w:tcW w:type="dxa" w:w="1425"/>
+          </w:tcPr>
+          <w:p>
+            <w:r>
+              <w:rPr>
+                <w:rFonts w:ascii="Times New Roman" w:hAnsi="Times New Roman" w:eastAsia="宋体"/>
+                <w:sz w:val="17"/>
+              </w:rPr>
+              <w:t>✔</w:t>
+            </w:r>
+          </w:p>
+        </w:tc>
+        <w:tc>
+          <w:tcPr>
+            <w:tcW w:type="dxa" w:w="1425"/>
+          </w:tcPr>
+          <w:p>
+            <w:r>
+              <w:rPr>
+                <w:rFonts w:ascii="Times New Roman" w:hAnsi="Times New Roman" w:eastAsia="宋体"/>
+                <w:sz w:val="17"/>
+              </w:rPr>
+              <w:t>代约</w:t>
+            </w:r>
+          </w:p>
+        </w:tc>
+        <w:tc>
+          <w:tcPr>
+            <w:tcW w:type="dxa" w:w="1425"/>
+          </w:tcPr>
+          <w:p>
+            <w:r>
+              <w:rPr>
+                <w:rFonts w:ascii="Times New Roman" w:hAnsi="Times New Roman" w:eastAsia="宋体"/>
+                <w:sz w:val="17"/>
+              </w:rPr>
+              <w:t>—</w:t>
+            </w:r>
+          </w:p>
+        </w:tc>
+        <w:tc>
+          <w:tcPr>
+            <w:tcW w:type="dxa" w:w="1425"/>
+          </w:tcPr>
+          <w:p>
+            <w:r>
+              <w:rPr>
+                <w:rFonts w:ascii="Times New Roman" w:hAnsi="Times New Roman" w:eastAsia="宋体"/>
+                <w:sz w:val="17"/>
+              </w:rPr>
+              <w:t>✔</w:t>
+            </w:r>
+          </w:p>
+        </w:tc>
+        <w:tc>
+          <w:tcPr>
+            <w:tcW w:type="dxa" w:w="1425"/>
+          </w:tcPr>
+          <w:p>
+            <w:r>
+              <w:rPr>
+                <w:rFonts w:ascii="Times New Roman" w:hAnsi="Times New Roman" w:eastAsia="宋体"/>
+                <w:sz w:val="17"/>
+              </w:rPr>
+              <w:t>—</w:t>
+            </w:r>
+          </w:p>
+        </w:tc>
+        <w:tc>
+          <w:tcPr>
+            <w:tcW w:type="dxa" w:w="1425"/>
+          </w:tcPr>
+          <w:p>
+            <w:r>
+              <w:rPr>
+                <w:rFonts w:ascii="Times New Roman" w:hAnsi="Times New Roman" w:eastAsia="宋体"/>
+                <w:sz w:val="17"/>
+              </w:rPr>
+              <w:t>—</w:t>
+            </w:r>
+          </w:p>
+        </w:tc>
+      </w:tr>
+      <w:tr>
+        <w:tc>
+          <w:tcPr>
+            <w:tcW w:type="dxa" w:w="1425"/>
+          </w:tcPr>
+          <w:p>
+            <w:r>
+              <w:rPr>
+                <w:rFonts w:ascii="Times New Roman" w:hAnsi="Times New Roman" w:eastAsia="宋体"/>
+                <w:sz w:val="17"/>
+              </w:rPr>
+              <w:t>签到</w:t>
+            </w:r>
+          </w:p>
+        </w:tc>
+        <w:tc>
+          <w:tcPr>
+            <w:tcW w:type="dxa" w:w="1425"/>
+          </w:tcPr>
+          <w:p>
+            <w:r>
+              <w:rPr>
+                <w:rFonts w:ascii="Times New Roman" w:hAnsi="Times New Roman" w:eastAsia="宋体"/>
+                <w:sz w:val="17"/>
+              </w:rPr>
+              <w:t>✔</w:t>
+            </w:r>
+          </w:p>
+        </w:tc>
+        <w:tc>
+          <w:tcPr>
+            <w:tcW w:type="dxa" w:w="1425"/>
+          </w:tcPr>
+          <w:p>
+            <w:r>
+              <w:rPr>
+                <w:rFonts w:ascii="Times New Roman" w:hAnsi="Times New Roman" w:eastAsia="宋体"/>
+                <w:sz w:val="17"/>
+              </w:rPr>
+              <w:t>代签</w:t>
+            </w:r>
+          </w:p>
+        </w:tc>
+        <w:tc>
+          <w:tcPr>
+            <w:tcW w:type="dxa" w:w="1425"/>
+          </w:tcPr>
+          <w:p>
+            <w:r>
+              <w:rPr>
+                <w:rFonts w:ascii="Times New Roman" w:hAnsi="Times New Roman" w:eastAsia="宋体"/>
+                <w:sz w:val="17"/>
+              </w:rPr>
+              <w:t>—</w:t>
+            </w:r>
+          </w:p>
+        </w:tc>
+        <w:tc>
+          <w:tcPr>
+            <w:tcW w:type="dxa" w:w="1425"/>
+          </w:tcPr>
+          <w:p>
+            <w:r>
+              <w:rPr>
+                <w:rFonts w:ascii="Times New Roman" w:hAnsi="Times New Roman" w:eastAsia="宋体"/>
+                <w:sz w:val="17"/>
+              </w:rPr>
+              <w:t>✔</w:t>
+            </w:r>
+          </w:p>
+        </w:tc>
+        <w:tc>
+          <w:tcPr>
+            <w:tcW w:type="dxa" w:w="1425"/>
+          </w:tcPr>
+          <w:p>
+            <w:r>
+              <w:rPr>
+                <w:rFonts w:ascii="Times New Roman" w:hAnsi="Times New Roman" w:eastAsia="宋体"/>
+                <w:sz w:val="17"/>
+              </w:rPr>
+              <w:t>—</w:t>
+            </w:r>
+          </w:p>
+        </w:tc>
+        <w:tc>
+          <w:tcPr>
+            <w:tcW w:type="dxa" w:w="1425"/>
+          </w:tcPr>
+          <w:p>
+            <w:r>
+              <w:rPr>
+                <w:rFonts w:ascii="Times New Roman" w:hAnsi="Times New Roman" w:eastAsia="宋体"/>
+                <w:sz w:val="17"/>
+              </w:rPr>
+              <w:t>—</w:t>
+            </w:r>
+          </w:p>
+        </w:tc>
+      </w:tr>
+      <w:tr>
+        <w:tc>
+          <w:tcPr>
+            <w:tcW w:type="dxa" w:w="1425"/>
+          </w:tcPr>
+          <w:p>
+            <w:r>
+              <w:rPr>
+                <w:rFonts w:ascii="Times New Roman" w:hAnsi="Times New Roman" w:eastAsia="宋体"/>
+                <w:sz w:val="17"/>
+              </w:rPr>
+              <w:t>体测录入</w:t>
+            </w:r>
+          </w:p>
+        </w:tc>
+        <w:tc>
+          <w:tcPr>
+            <w:tcW w:type="dxa" w:w="1425"/>
+          </w:tcPr>
+          <w:p>
+            <w:r>
+              <w:rPr>
+                <w:rFonts w:ascii="Times New Roman" w:hAnsi="Times New Roman" w:eastAsia="宋体"/>
+                <w:sz w:val="17"/>
+              </w:rPr>
+              <w:t>查看</w:t>
+            </w:r>
+          </w:p>
+        </w:tc>
+        <w:tc>
+          <w:tcPr>
+            <w:tcW w:type="dxa" w:w="1425"/>
+          </w:tcPr>
+          <w:p>
+            <w:r>
+              <w:rPr>
+                <w:rFonts w:ascii="Times New Roman" w:hAnsi="Times New Roman" w:eastAsia="宋体"/>
+                <w:sz w:val="17"/>
+              </w:rPr>
+              <w:t>—</w:t>
+            </w:r>
+          </w:p>
+        </w:tc>
+        <w:tc>
+          <w:tcPr>
+            <w:tcW w:type="dxa" w:w="1425"/>
+          </w:tcPr>
+          <w:p>
+            <w:r>
+              <w:rPr>
+                <w:rFonts w:ascii="Times New Roman" w:hAnsi="Times New Roman" w:eastAsia="宋体"/>
+                <w:sz w:val="17"/>
+              </w:rPr>
+              <w:t>✔</w:t>
+            </w:r>
+          </w:p>
+        </w:tc>
+        <w:tc>
+          <w:tcPr>
+            <w:tcW w:type="dxa" w:w="1425"/>
+          </w:tcPr>
+          <w:p>
+            <w:r>
+              <w:rPr>
+                <w:rFonts w:ascii="Times New Roman" w:hAnsi="Times New Roman" w:eastAsia="宋体"/>
+                <w:sz w:val="17"/>
+              </w:rPr>
+              <w:t>✔</w:t>
+            </w:r>
+          </w:p>
+        </w:tc>
+        <w:tc>
+          <w:tcPr>
+            <w:tcW w:type="dxa" w:w="1425"/>
+          </w:tcPr>
+          <w:p>
+            <w:r>
+              <w:rPr>
+                <w:rFonts w:ascii="Times New Roman" w:hAnsi="Times New Roman" w:eastAsia="宋体"/>
+                <w:sz w:val="17"/>
+              </w:rPr>
+              <w:t>—</w:t>
+            </w:r>
+          </w:p>
+        </w:tc>
+        <w:tc>
+          <w:tcPr>
+            <w:tcW w:type="dxa" w:w="1425"/>
+          </w:tcPr>
+          <w:p>
+            <w:r>
+              <w:rPr>
+                <w:rFonts w:ascii="Times New Roman" w:hAnsi="Times New Roman" w:eastAsia="宋体"/>
+                <w:sz w:val="17"/>
+              </w:rPr>
+              <w:t>—</w:t>
+            </w:r>
+          </w:p>
+        </w:tc>
+      </w:tr>
+      <w:tr>
+        <w:tc>
+          <w:tcPr>
+            <w:tcW w:type="dxa" w:w="1425"/>
+          </w:tcPr>
+          <w:p>
+            <w:r>
+              <w:rPr>
+                <w:rFonts w:ascii="Times New Roman" w:hAnsi="Times New Roman" w:eastAsia="宋体"/>
+                <w:sz w:val="17"/>
+              </w:rPr>
+              <w:t>订单/支付</w:t>
+            </w:r>
+          </w:p>
+        </w:tc>
+        <w:tc>
+          <w:tcPr>
+            <w:tcW w:type="dxa" w:w="1425"/>
+          </w:tcPr>
+          <w:p>
+            <w:r>
+              <w:rPr>
+                <w:rFonts w:ascii="Times New Roman" w:hAnsi="Times New Roman" w:eastAsia="宋体"/>
+                <w:sz w:val="17"/>
+              </w:rPr>
+              <w:t>本人</w:t>
+            </w:r>
+          </w:p>
+        </w:tc>
+        <w:tc>
+          <w:tcPr>
+            <w:tcW w:type="dxa" w:w="1425"/>
+          </w:tcPr>
+          <w:p>
+            <w:r>
+              <w:rPr>
+                <w:rFonts w:ascii="Times New Roman" w:hAnsi="Times New Roman" w:eastAsia="宋体"/>
+                <w:sz w:val="17"/>
+              </w:rPr>
+              <w:t>代下单</w:t>
+            </w:r>
+          </w:p>
+        </w:tc>
+        <w:tc>
+          <w:tcPr>
+            <w:tcW w:type="dxa" w:w="1425"/>
+          </w:tcPr>
+          <w:p>
+            <w:r>
+              <w:rPr>
+                <w:rFonts w:ascii="Times New Roman" w:hAnsi="Times New Roman" w:eastAsia="宋体"/>
+                <w:sz w:val="17"/>
+              </w:rPr>
+              <w:t>—</w:t>
+            </w:r>
+          </w:p>
+        </w:tc>
+        <w:tc>
+          <w:tcPr>
+            <w:tcW w:type="dxa" w:w="1425"/>
+          </w:tcPr>
+          <w:p>
+            <w:r>
+              <w:rPr>
+                <w:rFonts w:ascii="Times New Roman" w:hAnsi="Times New Roman" w:eastAsia="宋体"/>
+                <w:sz w:val="17"/>
+              </w:rPr>
+              <w:t>✔</w:t>
+            </w:r>
+          </w:p>
+        </w:tc>
+        <w:tc>
+          <w:tcPr>
+            <w:tcW w:type="dxa" w:w="1425"/>
+          </w:tcPr>
+          <w:p>
+            <w:r>
+              <w:rPr>
+                <w:rFonts w:ascii="Times New Roman" w:hAnsi="Times New Roman" w:eastAsia="宋体"/>
+                <w:sz w:val="17"/>
+              </w:rPr>
+              <w:t>查看</w:t>
+            </w:r>
+          </w:p>
+        </w:tc>
+        <w:tc>
+          <w:tcPr>
+            <w:tcW w:type="dxa" w:w="1425"/>
+          </w:tcPr>
+          <w:p>
+            <w:r>
+              <w:rPr>
+                <w:rFonts w:ascii="Times New Roman" w:hAnsi="Times New Roman" w:eastAsia="宋体"/>
+                <w:sz w:val="17"/>
+              </w:rPr>
+              <w:t>—</w:t>
+            </w:r>
+          </w:p>
+        </w:tc>
+      </w:tr>
+      <w:tr>
+        <w:tc>
+          <w:tcPr>
+            <w:tcW w:type="dxa" w:w="1425"/>
+          </w:tcPr>
+          <w:p>
+            <w:r>
+              <w:rPr>
+                <w:rFonts w:ascii="Times New Roman" w:hAnsi="Times New Roman" w:eastAsia="宋体"/>
+                <w:sz w:val="17"/>
+              </w:rPr>
+              <w:t>对账</w:t>
+            </w:r>
+          </w:p>
+        </w:tc>
+        <w:tc>
+          <w:tcPr>
+            <w:tcW w:type="dxa" w:w="1425"/>
+          </w:tcPr>
+          <w:p>
+            <w:r>
+              <w:rPr>
+                <w:rFonts w:ascii="Times New Roman" w:hAnsi="Times New Roman" w:eastAsia="宋体"/>
+                <w:sz w:val="17"/>
+              </w:rPr>
+              <w:t>—</w:t>
+            </w:r>
+          </w:p>
+        </w:tc>
+        <w:tc>
+          <w:tcPr>
+            <w:tcW w:type="dxa" w:w="1425"/>
+          </w:tcPr>
+          <w:p>
+            <w:r>
+              <w:rPr>
+                <w:rFonts w:ascii="Times New Roman" w:hAnsi="Times New Roman" w:eastAsia="宋体"/>
+                <w:sz w:val="17"/>
+              </w:rPr>
+              <w:t>—</w:t>
+            </w:r>
+          </w:p>
+        </w:tc>
+        <w:tc>
+          <w:tcPr>
+            <w:tcW w:type="dxa" w:w="1425"/>
+          </w:tcPr>
+          <w:p>
+            <w:r>
+              <w:rPr>
+                <w:rFonts w:ascii="Times New Roman" w:hAnsi="Times New Roman" w:eastAsia="宋体"/>
+                <w:sz w:val="17"/>
+              </w:rPr>
+              <w:t>—</w:t>
+            </w:r>
+          </w:p>
+        </w:tc>
+        <w:tc>
+          <w:tcPr>
+            <w:tcW w:type="dxa" w:w="1425"/>
+          </w:tcPr>
+          <w:p>
+            <w:r>
+              <w:rPr>
+                <w:rFonts w:ascii="Times New Roman" w:hAnsi="Times New Roman" w:eastAsia="宋体"/>
+                <w:sz w:val="17"/>
+              </w:rPr>
+              <w:t>✔</w:t>
+            </w:r>
+          </w:p>
+        </w:tc>
+        <w:tc>
+          <w:tcPr>
+            <w:tcW w:type="dxa" w:w="1425"/>
+          </w:tcPr>
+          <w:p>
+            <w:r>
+              <w:rPr>
+                <w:rFonts w:ascii="Times New Roman" w:hAnsi="Times New Roman" w:eastAsia="宋体"/>
+                <w:sz w:val="17"/>
+              </w:rPr>
+              <w:t>✔</w:t>
+            </w:r>
+          </w:p>
+        </w:tc>
+        <w:tc>
+          <w:tcPr>
+            <w:tcW w:type="dxa" w:w="1425"/>
+          </w:tcPr>
+          <w:p>
+            <w:r>
+              <w:rPr>
+                <w:rFonts w:ascii="Times New Roman" w:hAnsi="Times New Roman" w:eastAsia="宋体"/>
+                <w:sz w:val="17"/>
+              </w:rPr>
+              <w:t>—</w:t>
+            </w:r>
+          </w:p>
+        </w:tc>
+      </w:tr>
+      <w:tr>
+        <w:tc>
+          <w:tcPr>
+            <w:tcW w:type="dxa" w:w="1425"/>
+          </w:tcPr>
+          <w:p>
+            <w:r>
+              <w:rPr>
+                <w:rFonts w:ascii="Times New Roman" w:hAnsi="Times New Roman" w:eastAsia="宋体"/>
+                <w:sz w:val="17"/>
+              </w:rPr>
+              <w:t>提成核算</w:t>
+            </w:r>
+          </w:p>
+        </w:tc>
+        <w:tc>
+          <w:tcPr>
+            <w:tcW w:type="dxa" w:w="1425"/>
+          </w:tcPr>
+          <w:p>
+            <w:r>
+              <w:rPr>
+                <w:rFonts w:ascii="Times New Roman" w:hAnsi="Times New Roman" w:eastAsia="宋体"/>
+                <w:sz w:val="17"/>
+              </w:rPr>
+              <w:t>—</w:t>
+            </w:r>
+          </w:p>
+        </w:tc>
+        <w:tc>
+          <w:tcPr>
+            <w:tcW w:type="dxa" w:w="1425"/>
+          </w:tcPr>
+          <w:p>
+            <w:r>
+              <w:rPr>
+                <w:rFonts w:ascii="Times New Roman" w:hAnsi="Times New Roman" w:eastAsia="宋体"/>
+                <w:sz w:val="17"/>
+              </w:rPr>
+              <w:t>查看自身</w:t>
+            </w:r>
+          </w:p>
+        </w:tc>
+        <w:tc>
+          <w:tcPr>
+            <w:tcW w:type="dxa" w:w="1425"/>
+          </w:tcPr>
+          <w:p>
+            <w:r>
+              <w:rPr>
+                <w:rFonts w:ascii="Times New Roman" w:hAnsi="Times New Roman" w:eastAsia="宋体"/>
+                <w:sz w:val="17"/>
+              </w:rPr>
+              <w:t>查看自身</w:t>
+            </w:r>
+          </w:p>
+        </w:tc>
+        <w:tc>
+          <w:tcPr>
+            <w:tcW w:type="dxa" w:w="1425"/>
+          </w:tcPr>
+          <w:p>
+            <w:r>
+              <w:rPr>
+                <w:rFonts w:ascii="Times New Roman" w:hAnsi="Times New Roman" w:eastAsia="宋体"/>
+                <w:sz w:val="17"/>
+              </w:rPr>
+              <w:t>✔（配置）</w:t>
+            </w:r>
+          </w:p>
+        </w:tc>
+        <w:tc>
+          <w:tcPr>
+            <w:tcW w:type="dxa" w:w="1425"/>
+          </w:tcPr>
+          <w:p>
+            <w:r>
+              <w:rPr>
+                <w:rFonts w:ascii="Times New Roman" w:hAnsi="Times New Roman" w:eastAsia="宋体"/>
+                <w:sz w:val="17"/>
+              </w:rPr>
+              <w:t>查看</w:t>
+            </w:r>
+          </w:p>
+        </w:tc>
+        <w:tc>
+          <w:tcPr>
+            <w:tcW w:type="dxa" w:w="1425"/>
+          </w:tcPr>
+          <w:p>
+            <w:r>
+              <w:rPr>
+                <w:rFonts w:ascii="Times New Roman" w:hAnsi="Times New Roman" w:eastAsia="宋体"/>
+                <w:sz w:val="17"/>
+              </w:rPr>
+              <w:t>—</w:t>
+            </w:r>
+          </w:p>
+        </w:tc>
+      </w:tr>
+      <w:tr>
+        <w:tc>
+          <w:tcPr>
+            <w:tcW w:type="dxa" w:w="1425"/>
+          </w:tcPr>
+          <w:p>
+            <w:r>
+              <w:rPr>
+                <w:rFonts w:ascii="Times New Roman" w:hAnsi="Times New Roman" w:eastAsia="宋体"/>
+                <w:sz w:val="17"/>
+              </w:rPr>
+              <w:t>预警任务处理</w:t>
+            </w:r>
+          </w:p>
+        </w:tc>
+        <w:tc>
+          <w:tcPr>
+            <w:tcW w:type="dxa" w:w="1425"/>
+          </w:tcPr>
+          <w:p>
+            <w:r>
+              <w:rPr>
+                <w:rFonts w:ascii="Times New Roman" w:hAnsi="Times New Roman" w:eastAsia="宋体"/>
+                <w:sz w:val="17"/>
+              </w:rPr>
+              <w:t>—</w:t>
+            </w:r>
+          </w:p>
+        </w:tc>
+        <w:tc>
+          <w:tcPr>
+            <w:tcW w:type="dxa" w:w="1425"/>
+          </w:tcPr>
+          <w:p>
+            <w:r>
+              <w:rPr>
+                <w:rFonts w:ascii="Times New Roman" w:hAnsi="Times New Roman" w:eastAsia="宋体"/>
+                <w:sz w:val="17"/>
+              </w:rPr>
+              <w:t>✔</w:t>
+            </w:r>
+          </w:p>
+        </w:tc>
+        <w:tc>
+          <w:tcPr>
+            <w:tcW w:type="dxa" w:w="1425"/>
+          </w:tcPr>
+          <w:p>
+            <w:r>
+              <w:rPr>
+                <w:rFonts w:ascii="Times New Roman" w:hAnsi="Times New Roman" w:eastAsia="宋体"/>
+                <w:sz w:val="17"/>
+              </w:rPr>
+              <w:t>—</w:t>
+            </w:r>
+          </w:p>
+        </w:tc>
+        <w:tc>
+          <w:tcPr>
+            <w:tcW w:type="dxa" w:w="1425"/>
+          </w:tcPr>
+          <w:p>
+            <w:r>
+              <w:rPr>
+                <w:rFonts w:ascii="Times New Roman" w:hAnsi="Times New Roman" w:eastAsia="宋体"/>
+                <w:sz w:val="17"/>
+              </w:rPr>
+              <w:t>✔</w:t>
+            </w:r>
+          </w:p>
+        </w:tc>
+        <w:tc>
+          <w:tcPr>
+            <w:tcW w:type="dxa" w:w="1425"/>
+          </w:tcPr>
+          <w:p>
+            <w:r>
+              <w:rPr>
+                <w:rFonts w:ascii="Times New Roman" w:hAnsi="Times New Roman" w:eastAsia="宋体"/>
+                <w:sz w:val="17"/>
+              </w:rPr>
+              <w:t>—</w:t>
+            </w:r>
+          </w:p>
+        </w:tc>
+        <w:tc>
+          <w:tcPr>
+            <w:tcW w:type="dxa" w:w="1425"/>
+          </w:tcPr>
+          <w:p>
+            <w:r>
+              <w:rPr>
+                <w:rFonts w:ascii="Times New Roman" w:hAnsi="Times New Roman" w:eastAsia="宋体"/>
+                <w:sz w:val="17"/>
+              </w:rPr>
+              <w:t>—</w:t>
+            </w:r>
+          </w:p>
+        </w:tc>
+      </w:tr>
+      <w:tr>
+        <w:tc>
+          <w:tcPr>
+            <w:tcW w:type="dxa" w:w="1425"/>
+          </w:tcPr>
+          <w:p>
+            <w:r>
+              <w:rPr>
+                <w:rFonts w:ascii="Times New Roman" w:hAnsi="Times New Roman" w:eastAsia="宋体"/>
+                <w:sz w:val="17"/>
+              </w:rPr>
+              <w:t>工单处理</w:t>
+            </w:r>
+          </w:p>
+        </w:tc>
+        <w:tc>
+          <w:tcPr>
+            <w:tcW w:type="dxa" w:w="1425"/>
+          </w:tcPr>
+          <w:p>
+            <w:r>
+              <w:rPr>
+                <w:rFonts w:ascii="Times New Roman" w:hAnsi="Times New Roman" w:eastAsia="宋体"/>
+                <w:sz w:val="17"/>
+              </w:rPr>
+              <w:t>提交</w:t>
+            </w:r>
+          </w:p>
+        </w:tc>
+        <w:tc>
+          <w:tcPr>
+            <w:tcW w:type="dxa" w:w="1425"/>
+          </w:tcPr>
+          <w:p>
+            <w:r>
+              <w:rPr>
+                <w:rFonts w:ascii="Times New Roman" w:hAnsi="Times New Roman" w:eastAsia="宋体"/>
+                <w:sz w:val="17"/>
+              </w:rPr>
+              <w:t>✔</w:t>
+            </w:r>
+          </w:p>
+        </w:tc>
+        <w:tc>
+          <w:tcPr>
+            <w:tcW w:type="dxa" w:w="1425"/>
+          </w:tcPr>
+          <w:p>
+            <w:r>
+              <w:rPr>
+                <w:rFonts w:ascii="Times New Roman" w:hAnsi="Times New Roman" w:eastAsia="宋体"/>
+                <w:sz w:val="17"/>
+              </w:rPr>
+              <w:t>✔</w:t>
+            </w:r>
+          </w:p>
+        </w:tc>
+        <w:tc>
+          <w:tcPr>
+            <w:tcW w:type="dxa" w:w="1425"/>
+          </w:tcPr>
+          <w:p>
+            <w:r>
+              <w:rPr>
+                <w:rFonts w:ascii="Times New Roman" w:hAnsi="Times New Roman" w:eastAsia="宋体"/>
+                <w:sz w:val="17"/>
+              </w:rPr>
+              <w:t>✔</w:t>
+            </w:r>
+          </w:p>
+        </w:tc>
+        <w:tc>
+          <w:tcPr>
+            <w:tcW w:type="dxa" w:w="1425"/>
+          </w:tcPr>
+          <w:p>
+            <w:r>
+              <w:rPr>
+                <w:rFonts w:ascii="Times New Roman" w:hAnsi="Times New Roman" w:eastAsia="宋体"/>
+                <w:sz w:val="17"/>
+              </w:rPr>
+              <w:t>—</w:t>
+            </w:r>
+          </w:p>
+        </w:tc>
+        <w:tc>
+          <w:tcPr>
+            <w:tcW w:type="dxa" w:w="1425"/>
+          </w:tcPr>
+          <w:p>
+            <w:r>
+              <w:rPr>
+                <w:rFonts w:ascii="Times New Roman" w:hAnsi="Times New Roman" w:eastAsia="宋体"/>
+                <w:sz w:val="17"/>
+              </w:rPr>
+              <w:t>—</w:t>
+            </w:r>
+          </w:p>
+        </w:tc>
+      </w:tr>
+      <w:tr>
+        <w:tc>
+          <w:tcPr>
+            <w:tcW w:type="dxa" w:w="1425"/>
+          </w:tcPr>
+          <w:p>
+            <w:r>
+              <w:rPr>
+                <w:rFonts w:ascii="Times New Roman" w:hAnsi="Times New Roman" w:eastAsia="宋体"/>
+                <w:sz w:val="17"/>
+              </w:rPr>
+              <w:t>场地预约</w:t>
+            </w:r>
+          </w:p>
+        </w:tc>
+        <w:tc>
+          <w:tcPr>
+            <w:tcW w:type="dxa" w:w="1425"/>
+          </w:tcPr>
+          <w:p>
+            <w:r>
+              <w:rPr>
+                <w:rFonts w:ascii="Times New Roman" w:hAnsi="Times New Roman" w:eastAsia="宋体"/>
+                <w:sz w:val="17"/>
+              </w:rPr>
+              <w:t>✔</w:t>
+            </w:r>
+          </w:p>
+        </w:tc>
+        <w:tc>
+          <w:tcPr>
+            <w:tcW w:type="dxa" w:w="1425"/>
+          </w:tcPr>
+          <w:p>
+            <w:r>
+              <w:rPr>
+                <w:rFonts w:ascii="Times New Roman" w:hAnsi="Times New Roman" w:eastAsia="宋体"/>
+                <w:sz w:val="17"/>
+              </w:rPr>
+              <w:t>代约</w:t>
+            </w:r>
+          </w:p>
+        </w:tc>
+        <w:tc>
+          <w:tcPr>
+            <w:tcW w:type="dxa" w:w="1425"/>
+          </w:tcPr>
+          <w:p>
+            <w:r>
+              <w:rPr>
+                <w:rFonts w:ascii="Times New Roman" w:hAnsi="Times New Roman" w:eastAsia="宋体"/>
+                <w:sz w:val="17"/>
+              </w:rPr>
+              <w:t>—</w:t>
+            </w:r>
+          </w:p>
+        </w:tc>
+        <w:tc>
+          <w:tcPr>
+            <w:tcW w:type="dxa" w:w="1425"/>
+          </w:tcPr>
+          <w:p>
+            <w:r>
+              <w:rPr>
+                <w:rFonts w:ascii="Times New Roman" w:hAnsi="Times New Roman" w:eastAsia="宋体"/>
+                <w:sz w:val="17"/>
+              </w:rPr>
+              <w:t>✔</w:t>
+            </w:r>
+          </w:p>
+        </w:tc>
+        <w:tc>
+          <w:tcPr>
+            <w:tcW w:type="dxa" w:w="1425"/>
+          </w:tcPr>
+          <w:p>
+            <w:r>
+              <w:rPr>
+                <w:rFonts w:ascii="Times New Roman" w:hAnsi="Times New Roman" w:eastAsia="宋体"/>
+                <w:sz w:val="17"/>
+              </w:rPr>
+              <w:t>—</w:t>
+            </w:r>
+          </w:p>
+        </w:tc>
+        <w:tc>
+          <w:tcPr>
+            <w:tcW w:type="dxa" w:w="1425"/>
+          </w:tcPr>
+          <w:p>
+            <w:r>
+              <w:rPr>
+                <w:rFonts w:ascii="Times New Roman" w:hAnsi="Times New Roman" w:eastAsia="宋体"/>
+                <w:sz w:val="17"/>
+              </w:rPr>
+              <w:t>—</w:t>
+            </w:r>
+          </w:p>
+        </w:tc>
+      </w:tr>
+      <w:tr>
+        <w:tc>
+          <w:tcPr>
+            <w:tcW w:type="dxa" w:w="1425"/>
+          </w:tcPr>
+          <w:p>
+            <w:r>
+              <w:rPr>
+                <w:rFonts w:ascii="Times New Roman" w:hAnsi="Times New Roman" w:eastAsia="宋体"/>
+                <w:sz w:val="17"/>
+              </w:rPr>
+              <w:t>场馆维护（含类型/容量/费用）</w:t>
+            </w:r>
+          </w:p>
+        </w:tc>
+        <w:tc>
+          <w:tcPr>
+            <w:tcW w:type="dxa" w:w="1425"/>
+          </w:tcPr>
+          <w:p>
+            <w:r>
+              <w:rPr>
+                <w:rFonts w:ascii="Times New Roman" w:hAnsi="Times New Roman" w:eastAsia="宋体"/>
+                <w:sz w:val="17"/>
+              </w:rPr>
+              <w:t>—</w:t>
+            </w:r>
+          </w:p>
+        </w:tc>
+        <w:tc>
+          <w:tcPr>
+            <w:tcW w:type="dxa" w:w="1425"/>
+          </w:tcPr>
+          <w:p>
+            <w:r>
+              <w:rPr>
+                <w:rFonts w:ascii="Times New Roman" w:hAnsi="Times New Roman" w:eastAsia="宋体"/>
+                <w:sz w:val="17"/>
+              </w:rPr>
+              <w:t>—</w:t>
+            </w:r>
+          </w:p>
+        </w:tc>
+        <w:tc>
+          <w:tcPr>
+            <w:tcW w:type="dxa" w:w="1425"/>
+          </w:tcPr>
+          <w:p>
+            <w:r>
+              <w:rPr>
+                <w:rFonts w:ascii="Times New Roman" w:hAnsi="Times New Roman" w:eastAsia="宋体"/>
+                <w:sz w:val="17"/>
+              </w:rPr>
+              <w:t>—</w:t>
+            </w:r>
+          </w:p>
+        </w:tc>
+        <w:tc>
+          <w:tcPr>
+            <w:tcW w:type="dxa" w:w="1425"/>
+          </w:tcPr>
+          <w:p>
+            <w:r>
+              <w:rPr>
+                <w:rFonts w:ascii="Times New Roman" w:hAnsi="Times New Roman" w:eastAsia="宋体"/>
+                <w:sz w:val="17"/>
+              </w:rPr>
+              <w:t>✔</w:t>
+            </w:r>
+          </w:p>
+        </w:tc>
+        <w:tc>
+          <w:tcPr>
+            <w:tcW w:type="dxa" w:w="1425"/>
+          </w:tcPr>
+          <w:p>
+            <w:r>
+              <w:rPr>
+                <w:rFonts w:ascii="Times New Roman" w:hAnsi="Times New Roman" w:eastAsia="宋体"/>
+                <w:sz w:val="17"/>
+              </w:rPr>
+              <w:t>—</w:t>
+            </w:r>
+          </w:p>
+        </w:tc>
+        <w:tc>
+          <w:tcPr>
+            <w:tcW w:type="dxa" w:w="1425"/>
+          </w:tcPr>
+          <w:p>
+            <w:r>
+              <w:rPr>
+                <w:rFonts w:ascii="Times New Roman" w:hAnsi="Times New Roman" w:eastAsia="宋体"/>
+                <w:sz w:val="17"/>
+              </w:rPr>
+              <w:t>—</w:t>
+            </w:r>
+          </w:p>
+        </w:tc>
+      </w:tr>
+      <w:tr>
+        <w:tc>
+          <w:tcPr>
+            <w:tcW w:type="dxa" w:w="1425"/>
+          </w:tcPr>
+          <w:p>
+            <w:r>
+              <w:rPr>
+                <w:rFonts w:ascii="Times New Roman" w:hAnsi="Times New Roman" w:eastAsia="宋体"/>
+                <w:sz w:val="17"/>
+              </w:rPr>
+              <w:t>场地预约管理（查看/取消）</w:t>
+            </w:r>
+          </w:p>
+        </w:tc>
+        <w:tc>
+          <w:tcPr>
+            <w:tcW w:type="dxa" w:w="1425"/>
+          </w:tcPr>
+          <w:p>
+            <w:r>
+              <w:rPr>
+                <w:rFonts w:ascii="Times New Roman" w:hAnsi="Times New Roman" w:eastAsia="宋体"/>
+                <w:sz w:val="17"/>
+              </w:rPr>
+              <w:t>本人</w:t>
+            </w:r>
+          </w:p>
+        </w:tc>
+        <w:tc>
+          <w:tcPr>
+            <w:tcW w:type="dxa" w:w="1425"/>
+          </w:tcPr>
+          <w:p>
+            <w:r>
+              <w:rPr>
+                <w:rFonts w:ascii="Times New Roman" w:hAnsi="Times New Roman" w:eastAsia="宋体"/>
+                <w:sz w:val="17"/>
+              </w:rPr>
+              <w:t>—</w:t>
+            </w:r>
+          </w:p>
+        </w:tc>
+        <w:tc>
+          <w:tcPr>
+            <w:tcW w:type="dxa" w:w="1425"/>
+          </w:tcPr>
+          <w:p>
+            <w:r>
+              <w:rPr>
+                <w:rFonts w:ascii="Times New Roman" w:hAnsi="Times New Roman" w:eastAsia="宋体"/>
+                <w:sz w:val="17"/>
+              </w:rPr>
+              <w:t>—</w:t>
+            </w:r>
+          </w:p>
+        </w:tc>
+        <w:tc>
+          <w:tcPr>
+            <w:tcW w:type="dxa" w:w="1425"/>
+          </w:tcPr>
+          <w:p>
+            <w:r>
+              <w:rPr>
+                <w:rFonts w:ascii="Times New Roman" w:hAnsi="Times New Roman" w:eastAsia="宋体"/>
+                <w:sz w:val="17"/>
+              </w:rPr>
+              <w:t>✔</w:t>
+            </w:r>
+          </w:p>
+        </w:tc>
+        <w:tc>
+          <w:tcPr>
+            <w:tcW w:type="dxa" w:w="1425"/>
+          </w:tcPr>
+          <w:p>
+            <w:r>
+              <w:rPr>
+                <w:rFonts w:ascii="Times New Roman" w:hAnsi="Times New Roman" w:eastAsia="宋体"/>
+                <w:sz w:val="17"/>
+              </w:rPr>
+              <w:t>—</w:t>
+            </w:r>
+          </w:p>
+        </w:tc>
+        <w:tc>
+          <w:tcPr>
+            <w:tcW w:type="dxa" w:w="1425"/>
+          </w:tcPr>
+          <w:p>
+            <w:r>
+              <w:rPr>
+                <w:rFonts w:ascii="Times New Roman" w:hAnsi="Times New Roman" w:eastAsia="宋体"/>
+                <w:sz w:val="17"/>
+              </w:rPr>
+              <w:t>—</w:t>
+            </w:r>
+          </w:p>
+        </w:tc>
+      </w:tr>
+      <w:tr>
+        <w:tc>
+          <w:tcPr>
+            <w:tcW w:type="dxa" w:w="1425"/>
+          </w:tcPr>
+          <w:p>
+            <w:r>
+              <w:rPr>
+                <w:rFonts w:ascii="Times New Roman" w:hAnsi="Times New Roman" w:eastAsia="宋体"/>
+                <w:sz w:val="17"/>
+              </w:rPr>
+              <w:t>报表查看</w:t>
+            </w:r>
+          </w:p>
+        </w:tc>
+        <w:tc>
+          <w:tcPr>
+            <w:tcW w:type="dxa" w:w="1425"/>
+          </w:tcPr>
+          <w:p>
+            <w:r>
+              <w:rPr>
+                <w:rFonts w:ascii="Times New Roman" w:hAnsi="Times New Roman" w:eastAsia="宋体"/>
+                <w:sz w:val="17"/>
+              </w:rPr>
+              <w:t>—</w:t>
+            </w:r>
+          </w:p>
+        </w:tc>
+        <w:tc>
+          <w:tcPr>
+            <w:tcW w:type="dxa" w:w="1425"/>
+          </w:tcPr>
+          <w:p>
+            <w:r>
+              <w:rPr>
+                <w:rFonts w:ascii="Times New Roman" w:hAnsi="Times New Roman" w:eastAsia="宋体"/>
+                <w:sz w:val="17"/>
+              </w:rPr>
+              <w:t>部分</w:t>
+            </w:r>
+          </w:p>
+        </w:tc>
+        <w:tc>
+          <w:tcPr>
+            <w:tcW w:type="dxa" w:w="1425"/>
+          </w:tcPr>
+          <w:p>
+            <w:r>
+              <w:rPr>
+                <w:rFonts w:ascii="Times New Roman" w:hAnsi="Times New Roman" w:eastAsia="宋体"/>
+                <w:sz w:val="17"/>
+              </w:rPr>
+              <w:t>自身业绩</w:t>
+            </w:r>
+          </w:p>
+        </w:tc>
+        <w:tc>
+          <w:tcPr>
+            <w:tcW w:type="dxa" w:w="1425"/>
+          </w:tcPr>
+          <w:p>
+            <w:r>
+              <w:rPr>
+                <w:rFonts w:ascii="Times New Roman" w:hAnsi="Times New Roman" w:eastAsia="宋体"/>
+                <w:sz w:val="17"/>
+              </w:rPr>
+              <w:t>✔</w:t>
+            </w:r>
+          </w:p>
+        </w:tc>
+        <w:tc>
+          <w:tcPr>
+            <w:tcW w:type="dxa" w:w="1425"/>
+          </w:tcPr>
+          <w:p>
+            <w:r>
+              <w:rPr>
+                <w:rFonts w:ascii="Times New Roman" w:hAnsi="Times New Roman" w:eastAsia="宋体"/>
+                <w:sz w:val="17"/>
+              </w:rPr>
+              <w:t>财务报表</w:t>
+            </w:r>
+          </w:p>
+        </w:tc>
+        <w:tc>
+          <w:tcPr>
+            <w:tcW w:type="dxa" w:w="1425"/>
+          </w:tcPr>
+          <w:p>
+            <w:r>
+              <w:rPr>
+                <w:rFonts w:ascii="Times New Roman" w:hAnsi="Times New Roman" w:eastAsia="宋体"/>
+                <w:sz w:val="17"/>
+              </w:rPr>
+              <w:t>—</w:t>
+            </w:r>
+          </w:p>
+        </w:tc>
+      </w:tr>
+      <w:tr>
+        <w:tc>
+          <w:tcPr>
+            <w:tcW w:type="dxa" w:w="1425"/>
+          </w:tcPr>
+          <w:p>
+            <w:r>
+              <w:rPr>
+                <w:rFonts w:ascii="Times New Roman" w:hAnsi="Times New Roman" w:eastAsia="宋体"/>
+                <w:sz w:val="17"/>
+              </w:rPr>
+              <w:t>规则/参数配置</w:t>
+            </w:r>
+          </w:p>
+        </w:tc>
+        <w:tc>
+          <w:tcPr>
+            <w:tcW w:type="dxa" w:w="1425"/>
+          </w:tcPr>
+          <w:p>
+            <w:r>
+              <w:rPr>
+                <w:rFonts w:ascii="Times New Roman" w:hAnsi="Times New Roman" w:eastAsia="宋体"/>
+                <w:sz w:val="17"/>
+              </w:rPr>
+              <w:t>—</w:t>
+            </w:r>
+          </w:p>
+        </w:tc>
+        <w:tc>
+          <w:tcPr>
+            <w:tcW w:type="dxa" w:w="1425"/>
+          </w:tcPr>
+          <w:p>
+            <w:r>
+              <w:rPr>
+                <w:rFonts w:ascii="Times New Roman" w:hAnsi="Times New Roman" w:eastAsia="宋体"/>
+                <w:sz w:val="17"/>
+              </w:rPr>
+              <w:t>—</w:t>
+            </w:r>
+          </w:p>
+        </w:tc>
+        <w:tc>
+          <w:tcPr>
+            <w:tcW w:type="dxa" w:w="1425"/>
+          </w:tcPr>
+          <w:p>
+            <w:r>
+              <w:rPr>
+                <w:rFonts w:ascii="Times New Roman" w:hAnsi="Times New Roman" w:eastAsia="宋体"/>
+                <w:sz w:val="17"/>
+              </w:rPr>
+              <w:t>—</w:t>
+            </w:r>
+          </w:p>
+        </w:tc>
+        <w:tc>
+          <w:tcPr>
+            <w:tcW w:type="dxa" w:w="1425"/>
+          </w:tcPr>
+          <w:p>
+            <w:r>
+              <w:rPr>
+                <w:rFonts w:ascii="Times New Roman" w:hAnsi="Times New Roman" w:eastAsia="宋体"/>
+                <w:sz w:val="17"/>
+              </w:rPr>
+              <w:t>✔</w:t>
+            </w:r>
+          </w:p>
+        </w:tc>
+        <w:tc>
+          <w:tcPr>
+            <w:tcW w:type="dxa" w:w="1425"/>
+          </w:tcPr>
+          <w:p>
+            <w:r>
+              <w:rPr>
+                <w:rFonts w:ascii="Times New Roman" w:hAnsi="Times New Roman" w:eastAsia="宋体"/>
+                <w:sz w:val="17"/>
+              </w:rPr>
+              <w:t>—</w:t>
+            </w:r>
+          </w:p>
+        </w:tc>
+        <w:tc>
+          <w:tcPr>
+            <w:tcW w:type="dxa" w:w="1425"/>
+          </w:tcPr>
+          <w:p>
+            <w:r>
+              <w:rPr>
+                <w:rFonts w:ascii="Times New Roman" w:hAnsi="Times New Roman" w:eastAsia="宋体"/>
+                <w:sz w:val="17"/>
+              </w:rPr>
+              <w:t>技术项</w:t>
+            </w:r>
+          </w:p>
+        </w:tc>
+      </w:tr>
+      <w:tr>
+        <w:tc>
+          <w:tcPr>
+            <w:tcW w:type="dxa" w:w="1425"/>
+          </w:tcPr>
+          <w:p>
+            <w:r>
+              <w:rPr>
+                <w:rFonts w:ascii="Times New Roman" w:hAnsi="Times New Roman" w:eastAsia="宋体"/>
+                <w:sz w:val="17"/>
+              </w:rPr>
+              <w:t>用户与权限</w:t>
+            </w:r>
+          </w:p>
+        </w:tc>
+        <w:tc>
+          <w:tcPr>
+            <w:tcW w:type="dxa" w:w="1425"/>
+          </w:tcPr>
+          <w:p>
+            <w:r>
+              <w:rPr>
+                <w:rFonts w:ascii="Times New Roman" w:hAnsi="Times New Roman" w:eastAsia="宋体"/>
+                <w:sz w:val="17"/>
+              </w:rPr>
+              <w:t>—</w:t>
+            </w:r>
+          </w:p>
+        </w:tc>
+        <w:tc>
+          <w:tcPr>
+            <w:tcW w:type="dxa" w:w="1425"/>
+          </w:tcPr>
+          <w:p>
+            <w:r>
+              <w:rPr>
+                <w:rFonts w:ascii="Times New Roman" w:hAnsi="Times New Roman" w:eastAsia="宋体"/>
+                <w:sz w:val="17"/>
+              </w:rPr>
+              <w:t>—</w:t>
+            </w:r>
+          </w:p>
+        </w:tc>
+        <w:tc>
+          <w:tcPr>
+            <w:tcW w:type="dxa" w:w="1425"/>
+          </w:tcPr>
+          <w:p>
+            <w:r>
+              <w:rPr>
+                <w:rFonts w:ascii="Times New Roman" w:hAnsi="Times New Roman" w:eastAsia="宋体"/>
+                <w:sz w:val="17"/>
+              </w:rPr>
+              <w:t>—</w:t>
+            </w:r>
+          </w:p>
+        </w:tc>
+        <w:tc>
+          <w:tcPr>
+            <w:tcW w:type="dxa" w:w="1425"/>
+          </w:tcPr>
+          <w:p>
+            <w:r>
+              <w:rPr>
+                <w:rFonts w:ascii="Times New Roman" w:hAnsi="Times New Roman" w:eastAsia="宋体"/>
+                <w:sz w:val="17"/>
+              </w:rPr>
+              <w:t>审批</w:t>
+            </w:r>
+          </w:p>
+        </w:tc>
+        <w:tc>
+          <w:tcPr>
+            <w:tcW w:type="dxa" w:w="1425"/>
+          </w:tcPr>
+          <w:p>
+            <w:r>
+              <w:rPr>
+                <w:rFonts w:ascii="Times New Roman" w:hAnsi="Times New Roman" w:eastAsia="宋体"/>
+                <w:sz w:val="17"/>
+              </w:rPr>
+              <w:t>—</w:t>
+            </w:r>
+          </w:p>
+        </w:tc>
+        <w:tc>
+          <w:tcPr>
+            <w:tcW w:type="dxa" w:w="1425"/>
+          </w:tcPr>
+          <w:p>
+            <w:r>
+              <w:rPr>
+                <w:rFonts w:ascii="Times New Roman" w:hAnsi="Times New Roman" w:eastAsia="宋体"/>
+                <w:sz w:val="17"/>
+              </w:rPr>
+              <w:t>✔</w:t>
+            </w:r>
+          </w:p>
+        </w:tc>
+      </w:tr>
+    </w:tbl>
     <w:p>
       <w:pPr>
         <w:pStyle w:val="Heading1"/>
@@ -1094,7 +2772,16 @@
         <w:ind w:left="420"/>
       </w:pPr>
       <w:r>
-        <w:t>• **会员**：仅见本人档案、预约、订单、体测。</w:t>
+        <w:t xml:space="preserve">• </w:t>
+      </w:r>
+      <w:r>
+        <w:rPr>
+          <w:b/>
+        </w:rPr>
+        <w:t>会员</w:t>
+      </w:r>
+      <w:r>
+        <w:t>：仅见本人档案、预约、订单、体测。</w:t>
       </w:r>
     </w:p>
     <w:p>
@@ -1102,7 +2789,30 @@
         <w:ind w:left="420"/>
       </w:pPr>
       <w:r>
-        <w:t>• **私教**：仅见所带会员的档案与训练数据、本人排课与业绩。</w:t>
+        <w:t xml:space="preserve">• </w:t>
+      </w:r>
+      <w:r>
+        <w:rPr>
+          <w:b/>
+        </w:rPr>
+        <w:t>教练（私教）</w:t>
+      </w:r>
+      <w:r>
+        <w:t>：仅见</w:t>
+      </w:r>
+      <w:r>
+        <w:rPr>
+          <w:b/>
+        </w:rPr>
+        <w:t>本人课表</w:t>
+      </w:r>
+      <w:r>
+        <w:t>与所授课程的学员名单；可核销本人课程的签到；</w:t>
+      </w:r>
+    </w:p>
+    <w:p>
+      <w:r>
+        <w:t>对非本人课程的名单与核销请求一律拒绝；不得进入门店后台（排课、场馆维护等接口返回 403）。</w:t>
       </w:r>
     </w:p>
     <w:p>
@@ -1110,7 +2820,16 @@
         <w:ind w:left="420"/>
       </w:pPr>
       <w:r>
-        <w:t>• **会籍顾问**：可见所负责客户；不可见财务明细与提成金额。</w:t>
+        <w:t xml:space="preserve">• </w:t>
+      </w:r>
+      <w:r>
+        <w:rPr>
+          <w:b/>
+        </w:rPr>
+        <w:t>场地预约</w:t>
+      </w:r>
+      <w:r>
+        <w:t>：会员仅见本人的场地预约；门店可见全部并可代客预约/取消。</w:t>
       </w:r>
     </w:p>
     <w:p>
@@ -1118,7 +2837,16 @@
         <w:ind w:left="420"/>
       </w:pPr>
       <w:r>
-        <w:t>• **财务**：可见订单与对账数据（只读业务），不可修改业务记录。</w:t>
+        <w:t xml:space="preserve">• </w:t>
+      </w:r>
+      <w:r>
+        <w:rPr>
+          <w:b/>
+        </w:rPr>
+        <w:t>会籍顾问</w:t>
+      </w:r>
+      <w:r>
+        <w:t>：可见所负责客户；不可见财务明细与提成金额。</w:t>
       </w:r>
     </w:p>
     <w:p>
@@ -1126,7 +2854,16 @@
         <w:ind w:left="420"/>
       </w:pPr>
       <w:r>
-        <w:t>• **店长**：全局数据可见。</w:t>
+        <w:t xml:space="preserve">• </w:t>
+      </w:r>
+      <w:r>
+        <w:rPr>
+          <w:b/>
+        </w:rPr>
+        <w:t>财务</w:t>
+      </w:r>
+      <w:r>
+        <w:t>：可见订单与对账数据（只读业务），不可修改业务记录。</w:t>
       </w:r>
     </w:p>
     <w:p>
@@ -1134,7 +2871,33 @@
         <w:ind w:left="420"/>
       </w:pPr>
       <w:r>
-        <w:t>• **管理员**：仅系统配置，默认不可见业务明细（如需要应按最小授权单独开通）。</w:t>
+        <w:t xml:space="preserve">• </w:t>
+      </w:r>
+      <w:r>
+        <w:rPr>
+          <w:b/>
+        </w:rPr>
+        <w:t>店长</w:t>
+      </w:r>
+      <w:r>
+        <w:t>：全局数据可见。</w:t>
+      </w:r>
+    </w:p>
+    <w:p>
+      <w:pPr>
+        <w:ind w:left="420"/>
+      </w:pPr>
+      <w:r>
+        <w:t xml:space="preserve">• </w:t>
+      </w:r>
+      <w:r>
+        <w:rPr>
+          <w:b/>
+        </w:rPr>
+        <w:t>管理员</w:t>
+      </w:r>
+      <w:r>
+        <w:t>：仅系统配置，默认不可见业务明细（如需要应按最小授权单独开通）。</w:t>
       </w:r>
     </w:p>
     <w:p>
@@ -1150,7 +2913,16 @@
         <w:ind w:left="420"/>
       </w:pPr>
       <w:r>
-        <w:t>• **REQ-M0-001**：系统应按角色控制功能访问与数据可见范围，所有越权请求应被拒绝并记录。</w:t>
+        <w:t xml:space="preserve">• </w:t>
+      </w:r>
+      <w:r>
+        <w:rPr>
+          <w:b/>
+        </w:rPr>
+        <w:t>REQ-M0-001</w:t>
+      </w:r>
+      <w:r>
+        <w:t>：系统应按角色控制功能访问与数据可见范围，所有越权请求应被拒绝并记录。</w:t>
       </w:r>
     </w:p>
     <w:p>
@@ -1171,7 +2943,7 @@
     </w:p>
     <w:sectPr>
       <w:pgSz w:w="12240" w:h="15840"/>
-      <w:pgMar w:top="1440" w:right="1797" w:bottom="1440" w:left="1797" w:header="720" w:footer="720" w:gutter="0"/>
+      <w:pgMar w:top="1134" w:right="1134" w:bottom="1134" w:left="1134" w:header="720" w:footer="720" w:gutter="0"/>
       <w:cols w:space="720"/>
       <w:docGrid w:linePitch="360"/>
     </w:sectPr>
@@ -1543,12 +3315,12 @@
     <w:qFormat/>
     <w:rsid w:val="00FC693F"/>
     <w:pPr>
-      <w:spacing w:line="360" w:lineRule="auto"/>
+      <w:spacing w:line="324" w:lineRule="auto"/>
     </w:pPr>
     <w:rPr>
       <w:rFonts w:ascii="Times New Roman" w:hAnsi="Times New Roman" w:eastAsia="宋体"/>
       <w:b w:val="0"/>
-      <w:sz w:val="24"/>
+      <w:sz w:val="21"/>
     </w:rPr>
   </w:style>
   <w:style w:type="paragraph" w:styleId="Header">
@@ -1614,7 +3386,7 @@
       <w:b/>
       <w:bCs/>
       <w:color w:val="365F91" w:themeColor="accent1" w:themeShade="BF"/>
-      <w:sz w:val="32"/>
+      <w:sz w:val="30"/>
       <w:szCs w:val="28"/>
     </w:rPr>
   </w:style>
@@ -1638,7 +3410,7 @@
       <w:b/>
       <w:bCs/>
       <w:color w:val="4F81BD" w:themeColor="accent1"/>
-      <w:sz w:val="28"/>
+      <w:sz w:val="26"/>
       <w:szCs w:val="26"/>
     </w:rPr>
   </w:style>

--- a/04-目标系统需求分析/用户角色与权限说明.docx
+++ b/04-目标系统需求分析/用户角色与权限说明.docx
@@ -374,6 +374,50 @@
           </w:p>
         </w:tc>
       </w:tr>
+      <w:tr>
+        <w:tc>
+          <w:tcPr>
+            <w:tcW w:type="dxa" w:w="3324"/>
+          </w:tcPr>
+          <w:p>
+            <w:r>
+              <w:rPr>
+                <w:rFonts w:ascii="Times New Roman" w:hAnsi="Times New Roman" w:eastAsia="宋体"/>
+                <w:sz w:val="17"/>
+              </w:rPr>
+              <w:t>**超级管理员**</w:t>
+            </w:r>
+          </w:p>
+        </w:tc>
+        <w:tc>
+          <w:tcPr>
+            <w:tcW w:type="dxa" w:w="3324"/>
+          </w:tcPr>
+          <w:p>
+            <w:r>
+              <w:rPr>
+                <w:rFonts w:ascii="Times New Roman" w:hAnsi="Times New Roman" w:eastAsia="宋体"/>
+                <w:sz w:val="17"/>
+              </w:rPr>
+              <w:t>**Web 后台**</w:t>
+            </w:r>
+          </w:p>
+        </w:tc>
+        <w:tc>
+          <w:tcPr>
+            <w:tcW w:type="dxa" w:w="3324"/>
+          </w:tcPr>
+          <w:p>
+            <w:r>
+              <w:rPr>
+                <w:rFonts w:ascii="Times New Roman" w:hAnsi="Times New Roman" w:eastAsia="宋体"/>
+                <w:sz w:val="17"/>
+              </w:rPr>
+              <w:t>**账号治理最高权限：查看全部账号、重置任意账号密码、启用/停用账号；业务权限同管理员**</w:t>
+            </w:r>
+          </w:p>
+        </w:tc>
+      </w:tr>
     </w:tbl>
     <w:p>
       <w:pPr>
@@ -388,7 +432,45 @@
         <w:ind w:left="283"/>
       </w:pPr>
       <w:r>
-        <w:t>`admin` → 系统管理员（店长权限 + 数据重置）。会员亦可通过登录页「注册新会员」自助创建账号（REQ-B1-006）。</w:t>
+        <w:t>`admin` → 系统管理员（店长权限 + 数据重置）；`superadmin` → 超级管理员（账号管理，REQ-M0-006）。</w:t>
+      </w:r>
+    </w:p>
+    <w:p>
+      <w:pPr>
+        <w:ind w:left="283"/>
+      </w:pPr>
+      <w:r>
+        <w:t>会员亦可通过登录页「注册新会员」自助创建账号（REQ-B1-006）。</w:t>
+      </w:r>
+    </w:p>
+    <w:p>
+      <w:pPr>
+        <w:ind w:left="283"/>
+      </w:pPr>
+      <w:r>
+        <w:rPr>
+          <w:b/>
+        </w:rPr>
+        <w:t>关于"查看所有人密码"</w:t>
+      </w:r>
+      <w:r>
+        <w:t>：密码以 BCrypt 哈希存储，单向不可逆，系统不提供明文查看接口——</w:t>
+      </w:r>
+    </w:p>
+    <w:p>
+      <w:pPr>
+        <w:ind w:left="283"/>
+      </w:pPr>
+      <w:r>
+        <w:t>这是安全底线而非功能缺失。需要掌握某账号凭据时，超级管理员执行「重置密码」，</w:t>
+      </w:r>
+    </w:p>
+    <w:p>
+      <w:pPr>
+        <w:ind w:left="283"/>
+      </w:pPr>
+      <w:r>
+        <w:t>系统重置为默认密码 `123456` 并当场返回新密码（REQ-M0-008）。</w:t>
       </w:r>
     </w:p>
     <w:p>
@@ -2758,6 +2840,206 @@
           </w:p>
         </w:tc>
       </w:tr>
+      <w:tr>
+        <w:tc>
+          <w:tcPr>
+            <w:tcW w:type="dxa" w:w="1425"/>
+          </w:tcPr>
+          <w:p>
+            <w:r>
+              <w:rPr>
+                <w:rFonts w:ascii="Times New Roman" w:hAnsi="Times New Roman" w:eastAsia="宋体"/>
+                <w:sz w:val="17"/>
+              </w:rPr>
+              <w:t>**周课表（我的课表 / 场馆占用）**</w:t>
+            </w:r>
+          </w:p>
+        </w:tc>
+        <w:tc>
+          <w:tcPr>
+            <w:tcW w:type="dxa" w:w="1425"/>
+          </w:tcPr>
+          <w:p>
+            <w:r>
+              <w:rPr>
+                <w:rFonts w:ascii="Times New Roman" w:hAnsi="Times New Roman" w:eastAsia="宋体"/>
+                <w:sz w:val="17"/>
+              </w:rPr>
+              <w:t>✔（本人）</w:t>
+            </w:r>
+          </w:p>
+        </w:tc>
+        <w:tc>
+          <w:tcPr>
+            <w:tcW w:type="dxa" w:w="1425"/>
+          </w:tcPr>
+          <w:p>
+            <w:r>
+              <w:rPr>
+                <w:rFonts w:ascii="Times New Roman" w:hAnsi="Times New Roman" w:eastAsia="宋体"/>
+                <w:sz w:val="17"/>
+              </w:rPr>
+              <w:t>—</w:t>
+            </w:r>
+          </w:p>
+        </w:tc>
+        <w:tc>
+          <w:tcPr>
+            <w:tcW w:type="dxa" w:w="1425"/>
+          </w:tcPr>
+          <w:p>
+            <w:r>
+              <w:rPr>
+                <w:rFonts w:ascii="Times New Roman" w:hAnsi="Times New Roman" w:eastAsia="宋体"/>
+                <w:sz w:val="17"/>
+              </w:rPr>
+              <w:t>✔（本人授课 + 全店场馆占用）</w:t>
+            </w:r>
+          </w:p>
+        </w:tc>
+        <w:tc>
+          <w:tcPr>
+            <w:tcW w:type="dxa" w:w="1425"/>
+          </w:tcPr>
+          <w:p>
+            <w:r>
+              <w:rPr>
+                <w:rFonts w:ascii="Times New Roman" w:hAnsi="Times New Roman" w:eastAsia="宋体"/>
+                <w:sz w:val="17"/>
+              </w:rPr>
+              <w:t>✔（全店）</w:t>
+            </w:r>
+          </w:p>
+        </w:tc>
+        <w:tc>
+          <w:tcPr>
+            <w:tcW w:type="dxa" w:w="1425"/>
+          </w:tcPr>
+          <w:p>
+            <w:r>
+              <w:rPr>
+                <w:rFonts w:ascii="Times New Roman" w:hAnsi="Times New Roman" w:eastAsia="宋体"/>
+                <w:sz w:val="17"/>
+              </w:rPr>
+              <w:t>—</w:t>
+            </w:r>
+          </w:p>
+        </w:tc>
+        <w:tc>
+          <w:tcPr>
+            <w:tcW w:type="dxa" w:w="1425"/>
+          </w:tcPr>
+          <w:p>
+            <w:r>
+              <w:rPr>
+                <w:rFonts w:ascii="Times New Roman" w:hAnsi="Times New Roman" w:eastAsia="宋体"/>
+                <w:sz w:val="17"/>
+              </w:rPr>
+              <w:t>✔</w:t>
+            </w:r>
+          </w:p>
+        </w:tc>
+      </w:tr>
+      <w:tr>
+        <w:tc>
+          <w:tcPr>
+            <w:tcW w:type="dxa" w:w="1425"/>
+          </w:tcPr>
+          <w:p>
+            <w:r>
+              <w:rPr>
+                <w:rFonts w:ascii="Times New Roman" w:hAnsi="Times New Roman" w:eastAsia="宋体"/>
+                <w:sz w:val="17"/>
+              </w:rPr>
+              <w:t>**账号管理（查看 / 重置密码 / 启停）**</w:t>
+            </w:r>
+          </w:p>
+        </w:tc>
+        <w:tc>
+          <w:tcPr>
+            <w:tcW w:type="dxa" w:w="1425"/>
+          </w:tcPr>
+          <w:p>
+            <w:r>
+              <w:rPr>
+                <w:rFonts w:ascii="Times New Roman" w:hAnsi="Times New Roman" w:eastAsia="宋体"/>
+                <w:sz w:val="17"/>
+              </w:rPr>
+              <w:t>—</w:t>
+            </w:r>
+          </w:p>
+        </w:tc>
+        <w:tc>
+          <w:tcPr>
+            <w:tcW w:type="dxa" w:w="1425"/>
+          </w:tcPr>
+          <w:p>
+            <w:r>
+              <w:rPr>
+                <w:rFonts w:ascii="Times New Roman" w:hAnsi="Times New Roman" w:eastAsia="宋体"/>
+                <w:sz w:val="17"/>
+              </w:rPr>
+              <w:t>—</w:t>
+            </w:r>
+          </w:p>
+        </w:tc>
+        <w:tc>
+          <w:tcPr>
+            <w:tcW w:type="dxa" w:w="1425"/>
+          </w:tcPr>
+          <w:p>
+            <w:r>
+              <w:rPr>
+                <w:rFonts w:ascii="Times New Roman" w:hAnsi="Times New Roman" w:eastAsia="宋体"/>
+                <w:sz w:val="17"/>
+              </w:rPr>
+              <w:t>—</w:t>
+            </w:r>
+          </w:p>
+        </w:tc>
+        <w:tc>
+          <w:tcPr>
+            <w:tcW w:type="dxa" w:w="1425"/>
+          </w:tcPr>
+          <w:p>
+            <w:r>
+              <w:rPr>
+                <w:rFonts w:ascii="Times New Roman" w:hAnsi="Times New Roman" w:eastAsia="宋体"/>
+                <w:sz w:val="17"/>
+              </w:rPr>
+              <w:t>—</w:t>
+            </w:r>
+          </w:p>
+        </w:tc>
+        <w:tc>
+          <w:tcPr>
+            <w:tcW w:type="dxa" w:w="1425"/>
+          </w:tcPr>
+          <w:p>
+            <w:r>
+              <w:rPr>
+                <w:rFonts w:ascii="Times New Roman" w:hAnsi="Times New Roman" w:eastAsia="宋体"/>
+                <w:sz w:val="17"/>
+              </w:rPr>
+              <w:t>—</w:t>
+            </w:r>
+          </w:p>
+        </w:tc>
+        <w:tc>
+          <w:tcPr>
+            <w:tcW w:type="dxa" w:w="1425"/>
+          </w:tcPr>
+          <w:p>
+            <w:r>
+              <w:rPr>
+                <w:rFonts w:ascii="Times New Roman" w:hAnsi="Times New Roman" w:eastAsia="宋体"/>
+                <w:sz w:val="17"/>
+              </w:rPr>
+              <w:t>仅超级管理员 ✔</w:t>
+            </w:r>
+          </w:p>
+        </w:tc>
+      </w:tr>
     </w:tbl>
     <w:p>
       <w:pPr>
@@ -2898,6 +3180,74 @@
       </w:r>
       <w:r>
         <w:t>：仅系统配置，默认不可见业务明细（如需要应按最小授权单独开通）。</w:t>
+      </w:r>
+    </w:p>
+    <w:p>
+      <w:pPr>
+        <w:ind w:left="420"/>
+      </w:pPr>
+      <w:r>
+        <w:t xml:space="preserve">• </w:t>
+      </w:r>
+      <w:r>
+        <w:rPr>
+          <w:b/>
+        </w:rPr>
+        <w:t>超级管理员</w:t>
+      </w:r>
+      <w:r>
+        <w:t>：可见全部账号（用户名、角色、数据归属、状态、密码状态），可重置任意账号密码并启停账号；</w:t>
+      </w:r>
+    </w:p>
+    <w:p>
+      <w:r>
+        <w:rPr>
+          <w:b/>
+        </w:rPr>
+        <w:t>不得</w:t>
+      </w:r>
+      <w:r>
+        <w:t>查看明文密码，也</w:t>
+      </w:r>
+      <w:r>
+        <w:rPr>
+          <w:b/>
+        </w:rPr>
+        <w:t>不得</w:t>
+      </w:r>
+      <w:r>
+        <w:t>停用当前登录账号或其他超级管理员账号（REQ-M0-006 ~ REQ-M0-009）。</w:t>
+      </w:r>
+    </w:p>
+    <w:p>
+      <w:pPr>
+        <w:ind w:left="420"/>
+      </w:pPr>
+      <w:r>
+        <w:t xml:space="preserve">• </w:t>
+      </w:r>
+      <w:r>
+        <w:rPr>
+          <w:b/>
+        </w:rPr>
+        <w:t>课表数据</w:t>
+      </w:r>
+      <w:r>
+        <w:t>：会员与教练的课表范围由</w:t>
+      </w:r>
+      <w:r>
+        <w:rPr>
+          <w:b/>
+        </w:rPr>
+        <w:t>服务端</w:t>
+      </w:r>
+      <w:r>
+        <w:t>决定，`scope` 参数由服务端归一化——</w:t>
+      </w:r>
+    </w:p>
+    <w:p>
+      <w:r>
+        <w:t>即使直接构造 URL 传 `scope=all` 或伪造 `memberId`，也只会返回本人课表（REQ-B3-007）。</w:t>
       </w:r>
     </w:p>
     <w:p>
